--- a/docs/REPORT_Midterm_Kazikhanov.docx
+++ b/docs/REPORT_Midterm_Kazikhanov.docx
@@ -7275,7 +7275,7 @@
                 <w:color w:val="000000"/>
                 <w:sz w:val="24"/>
               </w:rPr>
-              <w:t>https://github.com/Svoppy/QA_drf-api/actions/runs/23952188937</w:t>
+              <w:t>https://github.com/Svoppy/QA_drf-api/actions/runs/24211718046</w:t>
             </w:r>
           </w:p>
         </w:tc>
@@ -9458,7 +9458,7 @@
                 <w:color w:val="000000"/>
                 <w:sz w:val="24"/>
               </w:rPr>
-              <w:t>Workflow run #12</w:t>
+              <w:t>Workflow run #13</w:t>
             </w:r>
           </w:p>
         </w:tc>
@@ -9478,7 +9478,7 @@
                 <w:color w:val="000000"/>
                 <w:sz w:val="24"/>
               </w:rPr>
-              <w:t>2026-04-03 15:46:12 UTC</w:t>
+              <w:t>2026-04-09 20:27:38 UTC</w:t>
             </w:r>
           </w:p>
         </w:tc>
@@ -9498,7 +9498,7 @@
                 <w:color w:val="000000"/>
                 <w:sz w:val="24"/>
               </w:rPr>
-              <w:t>2026-04-03 15:51:54 UTC</w:t>
+              <w:t>2026-04-09 20:32:18 UTC</w:t>
             </w:r>
           </w:p>
         </w:tc>
@@ -9518,7 +9518,7 @@
                 <w:color w:val="000000"/>
                 <w:sz w:val="24"/>
               </w:rPr>
-              <w:t>5m 42s</w:t>
+              <w:t>4m 40s</w:t>
             </w:r>
           </w:p>
         </w:tc>
@@ -9580,7 +9580,7 @@
                 <w:color w:val="000000"/>
                 <w:sz w:val="24"/>
               </w:rPr>
-              <w:t>15:46:16 UTC</w:t>
+              <w:t>20:27:42 UTC</w:t>
             </w:r>
           </w:p>
         </w:tc>
@@ -9600,7 +9600,7 @@
                 <w:color w:val="000000"/>
                 <w:sz w:val="24"/>
               </w:rPr>
-              <w:t>15:46:47 UTC</w:t>
+              <w:t>20:28:22 UTC</w:t>
             </w:r>
           </w:p>
         </w:tc>
@@ -9620,7 +9620,7 @@
                 <w:color w:val="000000"/>
                 <w:sz w:val="24"/>
               </w:rPr>
-              <w:t>31s</w:t>
+              <w:t>40s</w:t>
             </w:r>
           </w:p>
         </w:tc>
@@ -9682,7 +9682,7 @@
                 <w:color w:val="000000"/>
                 <w:sz w:val="24"/>
               </w:rPr>
-              <w:t>15:46:51 UTC</w:t>
+              <w:t>20:28:26 UTC</w:t>
             </w:r>
           </w:p>
         </w:tc>
@@ -9702,7 +9702,7 @@
                 <w:color w:val="000000"/>
                 <w:sz w:val="24"/>
               </w:rPr>
-              <w:t>15:48:34 UTC</w:t>
+              <w:t>20:30:02 UTC</w:t>
             </w:r>
           </w:p>
         </w:tc>
@@ -9722,7 +9722,7 @@
                 <w:color w:val="000000"/>
                 <w:sz w:val="24"/>
               </w:rPr>
-              <w:t>1m 43s</w:t>
+              <w:t>1m 36s</w:t>
             </w:r>
           </w:p>
         </w:tc>
@@ -9784,7 +9784,7 @@
                 <w:color w:val="000000"/>
                 <w:sz w:val="24"/>
               </w:rPr>
-              <w:t>15:48:38 UTC</w:t>
+              <w:t>20:30:06 UTC</w:t>
             </w:r>
           </w:p>
         </w:tc>
@@ -9804,7 +9804,7 @@
                 <w:color w:val="000000"/>
                 <w:sz w:val="24"/>
               </w:rPr>
-              <w:t>15:50:42 UTC</w:t>
+              <w:t>20:32:17 UTC</w:t>
             </w:r>
           </w:p>
         </w:tc>
@@ -9824,7 +9824,7 @@
                 <w:color w:val="000000"/>
                 <w:sz w:val="24"/>
               </w:rPr>
-              <w:t>2m 04s</w:t>
+              <w:t>2m 11s</w:t>
             </w:r>
           </w:p>
         </w:tc>
@@ -9886,7 +9886,7 @@
                 <w:color w:val="000000"/>
                 <w:sz w:val="24"/>
               </w:rPr>
-              <w:t>15:50:46 UTC</w:t>
+              <w:t>20:32:17 UTC</w:t>
             </w:r>
           </w:p>
         </w:tc>
@@ -9906,7 +9906,7 @@
                 <w:color w:val="000000"/>
                 <w:sz w:val="24"/>
               </w:rPr>
-              <w:t>15:51:54 UTC</w:t>
+              <w:t>20:32:17 UTC</w:t>
             </w:r>
           </w:p>
         </w:tc>
@@ -9926,7 +9926,7 @@
                 <w:color w:val="000000"/>
                 <w:sz w:val="24"/>
               </w:rPr>
-              <w:t>1m 08s</w:t>
+              <w:t>0s</w:t>
             </w:r>
           </w:p>
         </w:tc>
@@ -9946,7 +9946,7 @@
                 <w:color w:val="000000"/>
                 <w:sz w:val="24"/>
               </w:rPr>
-              <w:t>Success</w:t>
+              <w:t>Skipped on pull_request</w:t>
             </w:r>
           </w:p>
         </w:tc>
@@ -10151,7 +10151,7 @@
           <w:color w:val="000000"/>
           <w:sz w:val="24"/>
         </w:rPr>
-        <w:t>Pipeline run URL: https://github.com/Svoppy/QA_drf-api/actions/runs/23952188937</w:t>
+        <w:t>Pipeline run URL: https://github.com/Svoppy/QA_drf-api/actions/runs/24211718046</w:t>
       </w:r>
     </w:p>
     <w:p>
@@ -10170,7 +10170,7 @@
               <a:graphicData uri="http://schemas.openxmlformats.org/drawingml/2006/picture">
                 <pic:pic>
                   <pic:nvPicPr>
-                    <pic:cNvPr id="0" name="pipeline_run.png"/>
+                    <pic:cNvPr id="0" name="pipeline_run_current.png"/>
                     <pic:cNvPicPr/>
                   </pic:nvPicPr>
                   <pic:blipFill>
@@ -10214,7 +10214,7 @@
       <w:r>
         <w:drawing>
           <wp:inline xmlns:a="http://schemas.openxmlformats.org/drawingml/2006/main" xmlns:pic="http://schemas.openxmlformats.org/drawingml/2006/picture">
-            <wp:extent cx="5669280" cy="10236200"/>
+            <wp:extent cx="5669280" cy="9448800"/>
             <wp:docPr id="5" name="Picture 5"/>
             <wp:cNvGraphicFramePr>
               <a:graphicFrameLocks noChangeAspect="1"/>
@@ -10223,7 +10223,7 @@
               <a:graphicData uri="http://schemas.openxmlformats.org/drawingml/2006/picture">
                 <pic:pic>
                   <pic:nvPicPr>
-                    <pic:cNvPr id="0" name="pipeline_job_unit.png"/>
+                    <pic:cNvPr id="0" name="pipeline_job_unit_current.png"/>
                     <pic:cNvPicPr/>
                   </pic:nvPicPr>
                   <pic:blipFill>
@@ -10235,7 +10235,7 @@
                   <pic:spPr>
                     <a:xfrm>
                       <a:off x="0" y="0"/>
-                      <a:ext cx="5669280" cy="10236200"/>
+                      <a:ext cx="5669280" cy="9448800"/>
                     </a:xfrm>
                     <a:prstGeom prst="rect"/>
                   </pic:spPr>
@@ -10338,7 +10338,7 @@
                 <w:color w:val="000000"/>
                 <w:sz w:val="24"/>
               </w:rPr>
-              <w:t>GitHub Actions run #12</w:t>
+              <w:t>GitHub Actions run #13</w:t>
             </w:r>
           </w:p>
         </w:tc>
@@ -10993,7 +10993,7 @@
                 <w:color w:val="000000"/>
                 <w:sz w:val="24"/>
               </w:rPr>
-              <w:t>Workflow exists and successful run #12 is documented</w:t>
+              <w:t>Workflow exists and successful PR run #13 is documented for the current midterm snapshot</w:t>
             </w:r>
           </w:p>
         </w:tc>
@@ -11013,7 +11013,7 @@
                 <w:color w:val="000000"/>
                 <w:sz w:val="24"/>
               </w:rPr>
-              <w:t>Current report now includes pipeline evidence</w:t>
+              <w:t>Current report includes matching pipeline evidence</w:t>
             </w:r>
           </w:p>
         </w:tc>

--- a/docs/REPORT_Midterm_Kazikhanov.docx
+++ b/docs/REPORT_Midterm_Kazikhanov.docx
@@ -19,13 +19,7 @@
         <w:jc w:val="center"/>
       </w:pPr>
       <w:r>
-        <w:t>Student: Dias Kazikhanov</w:t>
-      </w:r>
-      <w:r>
-        <w:t xml:space="preserve">, </w:t>
-      </w:r>
-      <w:r>
-        <w:t>Abzal Nurym, Amir Karataev</w:t>
+        <w:t>Student: Dias Kazikhanov, Abzal Nurym, Amir Karataev</w:t>
       </w:r>
     </w:p>
     <w:p>
@@ -69,7 +63,7 @@
         <w:spacing w:after="60"/>
       </w:pPr>
       <w:r>
-        <w:t>The system under test is Habaneras de Lino DRF API. It is an e-commerce backend that provides catalog browsing, cart handling, checkout, payment integration, pricing, and dashboard management features.</w:t>
+        <w:t>The system under test is Habaneras de Lino DRF API, an e-commerce backend used in this midterm as a practical QA target rather than as an isolated implementation showcase. The platform exposes a realistic mix of catalog, cart, checkout, pricing, payment, and dashboard-management behavior, which makes it suitable for observing how a layered QA strategy performs against business-relevant and failure-sensitive flows.</w:t>
       </w:r>
     </w:p>
     <w:p>
@@ -120,8 +114,8 @@
         <w:tblLook w:val="04A0" w:firstRow="1" w:lastRow="0" w:firstColumn="1" w:lastColumn="0" w:noHBand="0" w:noVBand="1"/>
       </w:tblPr>
       <w:tblGrid>
-        <w:gridCol w:w="4839"/>
-        <w:gridCol w:w="4840"/>
+        <w:gridCol w:w="3262"/>
+        <w:gridCol w:w="3396"/>
       </w:tblGrid>
       <w:tr>
         <w:trPr>
@@ -129,7 +123,7 @@
         </w:trPr>
         <w:tc>
           <w:tcPr>
-            <w:tcW w:w="4844" w:type="dxa"/>
+            <w:tcW w:w="0" w:type="auto"/>
           </w:tcPr>
           <w:p>
             <w:r>
@@ -142,7 +136,7 @@
         </w:tc>
         <w:tc>
           <w:tcPr>
-            <w:tcW w:w="4844" w:type="dxa"/>
+            <w:tcW w:w="0" w:type="auto"/>
           </w:tcPr>
           <w:p>
             <w:r>
@@ -160,7 +154,7 @@
         </w:trPr>
         <w:tc>
           <w:tcPr>
-            <w:tcW w:w="4844" w:type="dxa"/>
+            <w:tcW w:w="0" w:type="auto"/>
           </w:tcPr>
           <w:p>
             <w:r>
@@ -170,7 +164,7 @@
         </w:tc>
         <w:tc>
           <w:tcPr>
-            <w:tcW w:w="4844" w:type="dxa"/>
+            <w:tcW w:w="0" w:type="auto"/>
           </w:tcPr>
           <w:p>
             <w:r>
@@ -185,7 +179,7 @@
         </w:trPr>
         <w:tc>
           <w:tcPr>
-            <w:tcW w:w="4844" w:type="dxa"/>
+            <w:tcW w:w="0" w:type="auto"/>
           </w:tcPr>
           <w:p>
             <w:r>
@@ -195,7 +189,7 @@
         </w:tc>
         <w:tc>
           <w:tcPr>
-            <w:tcW w:w="4844" w:type="dxa"/>
+            <w:tcW w:w="0" w:type="auto"/>
           </w:tcPr>
           <w:p>
             <w:r>
@@ -210,7 +204,7 @@
         </w:trPr>
         <w:tc>
           <w:tcPr>
-            <w:tcW w:w="4844" w:type="dxa"/>
+            <w:tcW w:w="0" w:type="auto"/>
           </w:tcPr>
           <w:p>
             <w:r>
@@ -220,7 +214,7 @@
         </w:tc>
         <w:tc>
           <w:tcPr>
-            <w:tcW w:w="4844" w:type="dxa"/>
+            <w:tcW w:w="0" w:type="auto"/>
           </w:tcPr>
           <w:p>
             <w:r>
@@ -235,7 +229,7 @@
         </w:trPr>
         <w:tc>
           <w:tcPr>
-            <w:tcW w:w="4844" w:type="dxa"/>
+            <w:tcW w:w="0" w:type="auto"/>
           </w:tcPr>
           <w:p>
             <w:r>
@@ -245,7 +239,7 @@
         </w:tc>
         <w:tc>
           <w:tcPr>
-            <w:tcW w:w="4844" w:type="dxa"/>
+            <w:tcW w:w="0" w:type="auto"/>
           </w:tcPr>
           <w:p>
             <w:r>
@@ -260,7 +254,7 @@
         </w:trPr>
         <w:tc>
           <w:tcPr>
-            <w:tcW w:w="4844" w:type="dxa"/>
+            <w:tcW w:w="0" w:type="auto"/>
           </w:tcPr>
           <w:p>
             <w:r>
@@ -270,7 +264,7 @@
         </w:tc>
         <w:tc>
           <w:tcPr>
-            <w:tcW w:w="4844" w:type="dxa"/>
+            <w:tcW w:w="0" w:type="auto"/>
           </w:tcPr>
           <w:p>
             <w:r>
@@ -285,7 +279,7 @@
         </w:trPr>
         <w:tc>
           <w:tcPr>
-            <w:tcW w:w="4844" w:type="dxa"/>
+            <w:tcW w:w="0" w:type="auto"/>
           </w:tcPr>
           <w:p>
             <w:r>
@@ -295,7 +289,7 @@
         </w:tc>
         <w:tc>
           <w:tcPr>
-            <w:tcW w:w="4844" w:type="dxa"/>
+            <w:tcW w:w="0" w:type="auto"/>
           </w:tcPr>
           <w:p>
             <w:r>
@@ -310,7 +304,7 @@
         </w:trPr>
         <w:tc>
           <w:tcPr>
-            <w:tcW w:w="4844" w:type="dxa"/>
+            <w:tcW w:w="0" w:type="auto"/>
           </w:tcPr>
           <w:p>
             <w:r>
@@ -320,7 +314,7 @@
         </w:tc>
         <w:tc>
           <w:tcPr>
-            <w:tcW w:w="4844" w:type="dxa"/>
+            <w:tcW w:w="0" w:type="auto"/>
           </w:tcPr>
           <w:p>
             <w:r>
@@ -335,7 +329,7 @@
         </w:trPr>
         <w:tc>
           <w:tcPr>
-            <w:tcW w:w="4844" w:type="dxa"/>
+            <w:tcW w:w="0" w:type="auto"/>
           </w:tcPr>
           <w:p>
             <w:r>
@@ -345,7 +339,7 @@
         </w:tc>
         <w:tc>
           <w:tcPr>
-            <w:tcW w:w="4844" w:type="dxa"/>
+            <w:tcW w:w="0" w:type="auto"/>
           </w:tcPr>
           <w:p>
             <w:r>
@@ -372,8 +366,8 @@
         <w:tblLook w:val="04A0" w:firstRow="1" w:lastRow="0" w:firstColumn="1" w:lastColumn="0" w:noHBand="0" w:noVBand="1"/>
       </w:tblPr>
       <w:tblGrid>
-        <w:gridCol w:w="4840"/>
-        <w:gridCol w:w="4839"/>
+        <w:gridCol w:w="3302"/>
+        <w:gridCol w:w="1156"/>
       </w:tblGrid>
       <w:tr>
         <w:trPr>
@@ -381,7 +375,7 @@
         </w:trPr>
         <w:tc>
           <w:tcPr>
-            <w:tcW w:w="4844" w:type="dxa"/>
+            <w:tcW w:w="0" w:type="auto"/>
           </w:tcPr>
           <w:p>
             <w:r>
@@ -394,7 +388,7 @@
         </w:tc>
         <w:tc>
           <w:tcPr>
-            <w:tcW w:w="4844" w:type="dxa"/>
+            <w:tcW w:w="0" w:type="auto"/>
           </w:tcPr>
           <w:p>
             <w:r>
@@ -412,7 +406,7 @@
         </w:trPr>
         <w:tc>
           <w:tcPr>
-            <w:tcW w:w="4844" w:type="dxa"/>
+            <w:tcW w:w="0" w:type="auto"/>
           </w:tcPr>
           <w:p>
             <w:r>
@@ -422,7 +416,7 @@
         </w:tc>
         <w:tc>
           <w:tcPr>
-            <w:tcW w:w="4844" w:type="dxa"/>
+            <w:tcW w:w="0" w:type="auto"/>
           </w:tcPr>
           <w:p>
             <w:r>
@@ -437,7 +431,7 @@
         </w:trPr>
         <w:tc>
           <w:tcPr>
-            <w:tcW w:w="4844" w:type="dxa"/>
+            <w:tcW w:w="0" w:type="auto"/>
           </w:tcPr>
           <w:p>
             <w:r>
@@ -447,7 +441,7 @@
         </w:tc>
         <w:tc>
           <w:tcPr>
-            <w:tcW w:w="4844" w:type="dxa"/>
+            <w:tcW w:w="0" w:type="auto"/>
           </w:tcPr>
           <w:p>
             <w:r>
@@ -462,7 +456,7 @@
         </w:trPr>
         <w:tc>
           <w:tcPr>
-            <w:tcW w:w="4844" w:type="dxa"/>
+            <w:tcW w:w="0" w:type="auto"/>
           </w:tcPr>
           <w:p>
             <w:r>
@@ -472,7 +466,7 @@
         </w:tc>
         <w:tc>
           <w:tcPr>
-            <w:tcW w:w="4844" w:type="dxa"/>
+            <w:tcW w:w="0" w:type="auto"/>
           </w:tcPr>
           <w:p>
             <w:r>
@@ -487,7 +481,7 @@
         </w:trPr>
         <w:tc>
           <w:tcPr>
-            <w:tcW w:w="4844" w:type="dxa"/>
+            <w:tcW w:w="0" w:type="auto"/>
           </w:tcPr>
           <w:p>
             <w:r>
@@ -497,7 +491,7 @@
         </w:tc>
         <w:tc>
           <w:tcPr>
-            <w:tcW w:w="4844" w:type="dxa"/>
+            <w:tcW w:w="0" w:type="auto"/>
           </w:tcPr>
           <w:p>
             <w:r>
@@ -512,7 +506,7 @@
         </w:trPr>
         <w:tc>
           <w:tcPr>
-            <w:tcW w:w="4844" w:type="dxa"/>
+            <w:tcW w:w="0" w:type="auto"/>
           </w:tcPr>
           <w:p>
             <w:r>
@@ -522,7 +516,7 @@
         </w:tc>
         <w:tc>
           <w:tcPr>
-            <w:tcW w:w="4844" w:type="dxa"/>
+            <w:tcW w:w="0" w:type="auto"/>
           </w:tcPr>
           <w:p>
             <w:r>
@@ -550,7 +544,8 @@
         <w:spacing w:after="60"/>
       </w:pPr>
       <w:r>
-        <w:t>The methodology remained risk-based. High-risk modules from Assignment 1 were re-evaluated using empirical data taken from automation runs, test reports, coverage measurements, and observed defects from Assignment 2 and the current midterm iteration.</w:t>
+        <w:lastRenderedPageBreak/>
+        <w:t>The methodology remained risk-based, but at the midterm stage it was no longer driven only by planning assumptions. High-risk modules identified earlier were re-examined against actual automation evidence, including execution reports, coverage measurements, repeated runs, and defects observed across Assignment 2 and the current iteration. This allowed the analysis to move from expected risk toward measured risk visibility.</w:t>
       </w:r>
     </w:p>
     <w:p>
@@ -558,7 +553,6 @@
         <w:spacing w:after="60"/>
       </w:pPr>
       <w:r>
-        <w:lastRenderedPageBreak/>
         <w:t>- Re-run the completed Assignment 2 suite to confirm the starting baseline.</w:t>
       </w:r>
     </w:p>
@@ -621,11 +615,11 @@
         <w:tblLook w:val="04A0" w:firstRow="1" w:lastRow="0" w:firstColumn="1" w:lastColumn="0" w:noHBand="0" w:noVBand="1"/>
       </w:tblPr>
       <w:tblGrid>
-        <w:gridCol w:w="1937"/>
-        <w:gridCol w:w="1935"/>
-        <w:gridCol w:w="1936"/>
-        <w:gridCol w:w="1935"/>
-        <w:gridCol w:w="1936"/>
+        <w:gridCol w:w="1727"/>
+        <w:gridCol w:w="1244"/>
+        <w:gridCol w:w="3025"/>
+        <w:gridCol w:w="1258"/>
+        <w:gridCol w:w="2651"/>
       </w:tblGrid>
       <w:tr>
         <w:trPr>
@@ -633,7 +627,7 @@
         </w:trPr>
         <w:tc>
           <w:tcPr>
-            <w:tcW w:w="1938" w:type="dxa"/>
+            <w:tcW w:w="0" w:type="auto"/>
           </w:tcPr>
           <w:p>
             <w:r>
@@ -646,7 +640,7 @@
         </w:tc>
         <w:tc>
           <w:tcPr>
-            <w:tcW w:w="1938" w:type="dxa"/>
+            <w:tcW w:w="0" w:type="auto"/>
           </w:tcPr>
           <w:p>
             <w:r>
@@ -659,7 +653,7 @@
         </w:tc>
         <w:tc>
           <w:tcPr>
-            <w:tcW w:w="1938" w:type="dxa"/>
+            <w:tcW w:w="0" w:type="auto"/>
           </w:tcPr>
           <w:p>
             <w:r>
@@ -672,7 +666,7 @@
         </w:tc>
         <w:tc>
           <w:tcPr>
-            <w:tcW w:w="1938" w:type="dxa"/>
+            <w:tcW w:w="0" w:type="auto"/>
           </w:tcPr>
           <w:p>
             <w:r>
@@ -685,7 +679,7 @@
         </w:tc>
         <w:tc>
           <w:tcPr>
-            <w:tcW w:w="1938" w:type="dxa"/>
+            <w:tcW w:w="0" w:type="auto"/>
           </w:tcPr>
           <w:p>
             <w:r>
@@ -703,7 +697,7 @@
         </w:trPr>
         <w:tc>
           <w:tcPr>
-            <w:tcW w:w="1938" w:type="dxa"/>
+            <w:tcW w:w="0" w:type="auto"/>
           </w:tcPr>
           <w:p>
             <w:r>
@@ -713,7 +707,7 @@
         </w:tc>
         <w:tc>
           <w:tcPr>
-            <w:tcW w:w="1938" w:type="dxa"/>
+            <w:tcW w:w="0" w:type="auto"/>
           </w:tcPr>
           <w:p>
             <w:r>
@@ -723,7 +717,7 @@
         </w:tc>
         <w:tc>
           <w:tcPr>
-            <w:tcW w:w="1938" w:type="dxa"/>
+            <w:tcW w:w="0" w:type="auto"/>
           </w:tcPr>
           <w:p>
             <w:r>
@@ -733,7 +727,7 @@
         </w:tc>
         <w:tc>
           <w:tcPr>
-            <w:tcW w:w="1938" w:type="dxa"/>
+            <w:tcW w:w="0" w:type="auto"/>
           </w:tcPr>
           <w:p>
             <w:r>
@@ -743,7 +737,7 @@
         </w:tc>
         <w:tc>
           <w:tcPr>
-            <w:tcW w:w="1938" w:type="dxa"/>
+            <w:tcW w:w="0" w:type="auto"/>
           </w:tcPr>
           <w:p>
             <w:r>
@@ -758,7 +752,7 @@
         </w:trPr>
         <w:tc>
           <w:tcPr>
-            <w:tcW w:w="1938" w:type="dxa"/>
+            <w:tcW w:w="0" w:type="auto"/>
           </w:tcPr>
           <w:p>
             <w:r>
@@ -768,7 +762,7 @@
         </w:tc>
         <w:tc>
           <w:tcPr>
-            <w:tcW w:w="1938" w:type="dxa"/>
+            <w:tcW w:w="0" w:type="auto"/>
           </w:tcPr>
           <w:p>
             <w:r>
@@ -778,7 +772,7 @@
         </w:tc>
         <w:tc>
           <w:tcPr>
-            <w:tcW w:w="1938" w:type="dxa"/>
+            <w:tcW w:w="0" w:type="auto"/>
           </w:tcPr>
           <w:p>
             <w:r>
@@ -788,7 +782,7 @@
         </w:tc>
         <w:tc>
           <w:tcPr>
-            <w:tcW w:w="1938" w:type="dxa"/>
+            <w:tcW w:w="0" w:type="auto"/>
           </w:tcPr>
           <w:p>
             <w:r>
@@ -798,7 +792,7 @@
         </w:tc>
         <w:tc>
           <w:tcPr>
-            <w:tcW w:w="1938" w:type="dxa"/>
+            <w:tcW w:w="0" w:type="auto"/>
           </w:tcPr>
           <w:p>
             <w:r>
@@ -813,7 +807,7 @@
         </w:trPr>
         <w:tc>
           <w:tcPr>
-            <w:tcW w:w="1938" w:type="dxa"/>
+            <w:tcW w:w="0" w:type="auto"/>
           </w:tcPr>
           <w:p>
             <w:r>
@@ -823,7 +817,7 @@
         </w:tc>
         <w:tc>
           <w:tcPr>
-            <w:tcW w:w="1938" w:type="dxa"/>
+            <w:tcW w:w="0" w:type="auto"/>
           </w:tcPr>
           <w:p>
             <w:r>
@@ -833,7 +827,7 @@
         </w:tc>
         <w:tc>
           <w:tcPr>
-            <w:tcW w:w="1938" w:type="dxa"/>
+            <w:tcW w:w="0" w:type="auto"/>
           </w:tcPr>
           <w:p>
             <w:r>
@@ -843,7 +837,7 @@
         </w:tc>
         <w:tc>
           <w:tcPr>
-            <w:tcW w:w="1938" w:type="dxa"/>
+            <w:tcW w:w="0" w:type="auto"/>
           </w:tcPr>
           <w:p>
             <w:r>
@@ -853,7 +847,7 @@
         </w:tc>
         <w:tc>
           <w:tcPr>
-            <w:tcW w:w="1938" w:type="dxa"/>
+            <w:tcW w:w="0" w:type="auto"/>
           </w:tcPr>
           <w:p>
             <w:r>
@@ -868,7 +862,7 @@
         </w:trPr>
         <w:tc>
           <w:tcPr>
-            <w:tcW w:w="1938" w:type="dxa"/>
+            <w:tcW w:w="0" w:type="auto"/>
           </w:tcPr>
           <w:p>
             <w:r>
@@ -878,7 +872,7 @@
         </w:tc>
         <w:tc>
           <w:tcPr>
-            <w:tcW w:w="1938" w:type="dxa"/>
+            <w:tcW w:w="0" w:type="auto"/>
           </w:tcPr>
           <w:p>
             <w:r>
@@ -888,7 +882,7 @@
         </w:tc>
         <w:tc>
           <w:tcPr>
-            <w:tcW w:w="1938" w:type="dxa"/>
+            <w:tcW w:w="0" w:type="auto"/>
           </w:tcPr>
           <w:p>
             <w:r>
@@ -898,7 +892,7 @@
         </w:tc>
         <w:tc>
           <w:tcPr>
-            <w:tcW w:w="1938" w:type="dxa"/>
+            <w:tcW w:w="0" w:type="auto"/>
           </w:tcPr>
           <w:p>
             <w:r>
@@ -908,7 +902,7 @@
         </w:tc>
         <w:tc>
           <w:tcPr>
-            <w:tcW w:w="1938" w:type="dxa"/>
+            <w:tcW w:w="0" w:type="auto"/>
           </w:tcPr>
           <w:p>
             <w:r>
@@ -923,7 +917,7 @@
         </w:trPr>
         <w:tc>
           <w:tcPr>
-            <w:tcW w:w="1938" w:type="dxa"/>
+            <w:tcW w:w="0" w:type="auto"/>
           </w:tcPr>
           <w:p>
             <w:r>
@@ -933,7 +927,7 @@
         </w:tc>
         <w:tc>
           <w:tcPr>
-            <w:tcW w:w="1938" w:type="dxa"/>
+            <w:tcW w:w="0" w:type="auto"/>
           </w:tcPr>
           <w:p>
             <w:r>
@@ -943,7 +937,7 @@
         </w:tc>
         <w:tc>
           <w:tcPr>
-            <w:tcW w:w="1938" w:type="dxa"/>
+            <w:tcW w:w="0" w:type="auto"/>
           </w:tcPr>
           <w:p>
             <w:r>
@@ -953,7 +947,7 @@
         </w:tc>
         <w:tc>
           <w:tcPr>
-            <w:tcW w:w="1938" w:type="dxa"/>
+            <w:tcW w:w="0" w:type="auto"/>
           </w:tcPr>
           <w:p>
             <w:r>
@@ -963,7 +957,7 @@
         </w:tc>
         <w:tc>
           <w:tcPr>
-            <w:tcW w:w="1938" w:type="dxa"/>
+            <w:tcW w:w="0" w:type="auto"/>
           </w:tcPr>
           <w:p>
             <w:r>
@@ -1012,12 +1006,12 @@
         <w:tblLook w:val="04A0" w:firstRow="1" w:lastRow="0" w:firstColumn="1" w:lastColumn="0" w:noHBand="0" w:noVBand="1"/>
       </w:tblPr>
       <w:tblGrid>
-        <w:gridCol w:w="3755"/>
-        <w:gridCol w:w="1091"/>
-        <w:gridCol w:w="1714"/>
-        <w:gridCol w:w="1113"/>
-        <w:gridCol w:w="1156"/>
-        <w:gridCol w:w="850"/>
+        <w:gridCol w:w="3851"/>
+        <w:gridCol w:w="1114"/>
+        <w:gridCol w:w="1754"/>
+        <w:gridCol w:w="1137"/>
+        <w:gridCol w:w="1182"/>
+        <w:gridCol w:w="867"/>
       </w:tblGrid>
       <w:tr>
         <w:trPr>
@@ -1025,7 +1019,7 @@
         </w:trPr>
         <w:tc>
           <w:tcPr>
-            <w:tcW w:w="1615" w:type="dxa"/>
+            <w:tcW w:w="0" w:type="auto"/>
           </w:tcPr>
           <w:p>
             <w:r>
@@ -1038,65 +1032,89 @@
         </w:tc>
         <w:tc>
           <w:tcPr>
-            <w:tcW w:w="1615" w:type="dxa"/>
+            <w:tcW w:w="0" w:type="auto"/>
           </w:tcPr>
           <w:p>
             <w:r>
               <w:rPr>
                 <w:b/>
               </w:rPr>
-              <w:t>Module Affected</w:t>
-            </w:r>
-          </w:p>
-        </w:tc>
-        <w:tc>
-          <w:tcPr>
-            <w:tcW w:w="1615" w:type="dxa"/>
-          </w:tcPr>
-          <w:p>
+              <w:t xml:space="preserve">Module </w:t>
+            </w:r>
             <w:r>
               <w:rPr>
                 <w:b/>
               </w:rPr>
-              <w:t>Failure Type</w:t>
-            </w:r>
-          </w:p>
-        </w:tc>
-        <w:tc>
-          <w:tcPr>
-            <w:tcW w:w="1615" w:type="dxa"/>
+              <w:lastRenderedPageBreak/>
+              <w:t>Affected</w:t>
+            </w:r>
+          </w:p>
+        </w:tc>
+        <w:tc>
+          <w:tcPr>
+            <w:tcW w:w="0" w:type="auto"/>
           </w:tcPr>
           <w:p>
             <w:r>
               <w:rPr>
                 <w:b/>
               </w:rPr>
-              <w:t>Frequency</w:t>
-            </w:r>
-          </w:p>
-        </w:tc>
-        <w:tc>
-          <w:tcPr>
-            <w:tcW w:w="1615" w:type="dxa"/>
+              <w:lastRenderedPageBreak/>
+              <w:t>Failure Type</w:t>
+            </w:r>
+          </w:p>
+        </w:tc>
+        <w:tc>
+          <w:tcPr>
+            <w:tcW w:w="0" w:type="auto"/>
           </w:tcPr>
           <w:p>
             <w:r>
               <w:rPr>
                 <w:b/>
               </w:rPr>
-              <w:t>Evidence Source</w:t>
-            </w:r>
-          </w:p>
-        </w:tc>
-        <w:tc>
-          <w:tcPr>
-            <w:tcW w:w="1615" w:type="dxa"/>
-          </w:tcPr>
-          <w:p>
+              <w:t>Frequen</w:t>
+            </w:r>
             <w:r>
               <w:rPr>
                 <w:b/>
               </w:rPr>
+              <w:lastRenderedPageBreak/>
+              <w:t>cy</w:t>
+            </w:r>
+          </w:p>
+        </w:tc>
+        <w:tc>
+          <w:tcPr>
+            <w:tcW w:w="0" w:type="auto"/>
+          </w:tcPr>
+          <w:p>
+            <w:r>
+              <w:rPr>
+                <w:b/>
+              </w:rPr>
+              <w:lastRenderedPageBreak/>
+              <w:t xml:space="preserve">Evidence </w:t>
+            </w:r>
+            <w:r>
+              <w:rPr>
+                <w:b/>
+              </w:rPr>
+              <w:lastRenderedPageBreak/>
+              <w:t>Source</w:t>
+            </w:r>
+          </w:p>
+        </w:tc>
+        <w:tc>
+          <w:tcPr>
+            <w:tcW w:w="0" w:type="auto"/>
+          </w:tcPr>
+          <w:p>
+            <w:r>
+              <w:rPr>
+                <w:b/>
+              </w:rPr>
+              <w:lastRenderedPageBreak/>
               <w:t>Status</w:t>
             </w:r>
           </w:p>
@@ -1108,7 +1126,7 @@
         </w:trPr>
         <w:tc>
           <w:tcPr>
-            <w:tcW w:w="1615" w:type="dxa"/>
+            <w:tcW w:w="0" w:type="auto"/>
           </w:tcPr>
           <w:p>
             <w:r>
@@ -1118,7 +1136,7 @@
         </w:tc>
         <w:tc>
           <w:tcPr>
-            <w:tcW w:w="1615" w:type="dxa"/>
+            <w:tcW w:w="0" w:type="auto"/>
           </w:tcPr>
           <w:p>
             <w:r>
@@ -1128,7 +1146,7 @@
         </w:tc>
         <w:tc>
           <w:tcPr>
-            <w:tcW w:w="1615" w:type="dxa"/>
+            <w:tcW w:w="0" w:type="auto"/>
           </w:tcPr>
           <w:p>
             <w:r>
@@ -1138,7 +1156,7 @@
         </w:tc>
         <w:tc>
           <w:tcPr>
-            <w:tcW w:w="1615" w:type="dxa"/>
+            <w:tcW w:w="0" w:type="auto"/>
           </w:tcPr>
           <w:p>
             <w:r>
@@ -1148,7 +1166,7 @@
         </w:tc>
         <w:tc>
           <w:tcPr>
-            <w:tcW w:w="1615" w:type="dxa"/>
+            <w:tcW w:w="0" w:type="auto"/>
           </w:tcPr>
           <w:p>
             <w:r>
@@ -1158,7 +1176,7 @@
         </w:tc>
         <w:tc>
           <w:tcPr>
-            <w:tcW w:w="1615" w:type="dxa"/>
+            <w:tcW w:w="0" w:type="auto"/>
           </w:tcPr>
           <w:p>
             <w:r>
@@ -1173,7 +1191,7 @@
         </w:trPr>
         <w:tc>
           <w:tcPr>
-            <w:tcW w:w="1615" w:type="dxa"/>
+            <w:tcW w:w="0" w:type="auto"/>
           </w:tcPr>
           <w:p>
             <w:r>
@@ -1183,7 +1201,7 @@
         </w:tc>
         <w:tc>
           <w:tcPr>
-            <w:tcW w:w="1615" w:type="dxa"/>
+            <w:tcW w:w="0" w:type="auto"/>
           </w:tcPr>
           <w:p>
             <w:r>
@@ -1193,7 +1211,7 @@
         </w:tc>
         <w:tc>
           <w:tcPr>
-            <w:tcW w:w="1615" w:type="dxa"/>
+            <w:tcW w:w="0" w:type="auto"/>
           </w:tcPr>
           <w:p>
             <w:r>
@@ -1203,7 +1221,7 @@
         </w:tc>
         <w:tc>
           <w:tcPr>
-            <w:tcW w:w="1615" w:type="dxa"/>
+            <w:tcW w:w="0" w:type="auto"/>
           </w:tcPr>
           <w:p>
             <w:r>
@@ -1213,7 +1231,7 @@
         </w:tc>
         <w:tc>
           <w:tcPr>
-            <w:tcW w:w="1615" w:type="dxa"/>
+            <w:tcW w:w="0" w:type="auto"/>
           </w:tcPr>
           <w:p>
             <w:r>
@@ -1223,7 +1241,7 @@
         </w:tc>
         <w:tc>
           <w:tcPr>
-            <w:tcW w:w="1615" w:type="dxa"/>
+            <w:tcW w:w="0" w:type="auto"/>
           </w:tcPr>
           <w:p>
             <w:r>
@@ -1238,7 +1256,7 @@
         </w:trPr>
         <w:tc>
           <w:tcPr>
-            <w:tcW w:w="1615" w:type="dxa"/>
+            <w:tcW w:w="0" w:type="auto"/>
           </w:tcPr>
           <w:p>
             <w:r>
@@ -1248,7 +1266,7 @@
         </w:tc>
         <w:tc>
           <w:tcPr>
-            <w:tcW w:w="1615" w:type="dxa"/>
+            <w:tcW w:w="0" w:type="auto"/>
           </w:tcPr>
           <w:p>
             <w:r>
@@ -1258,7 +1276,7 @@
         </w:tc>
         <w:tc>
           <w:tcPr>
-            <w:tcW w:w="1615" w:type="dxa"/>
+            <w:tcW w:w="0" w:type="auto"/>
           </w:tcPr>
           <w:p>
             <w:r>
@@ -1268,7 +1286,7 @@
         </w:tc>
         <w:tc>
           <w:tcPr>
-            <w:tcW w:w="1615" w:type="dxa"/>
+            <w:tcW w:w="0" w:type="auto"/>
           </w:tcPr>
           <w:p>
             <w:r>
@@ -1278,7 +1296,7 @@
         </w:tc>
         <w:tc>
           <w:tcPr>
-            <w:tcW w:w="1615" w:type="dxa"/>
+            <w:tcW w:w="0" w:type="auto"/>
           </w:tcPr>
           <w:p>
             <w:r>
@@ -1288,7 +1306,7 @@
         </w:tc>
         <w:tc>
           <w:tcPr>
-            <w:tcW w:w="1615" w:type="dxa"/>
+            <w:tcW w:w="0" w:type="auto"/>
           </w:tcPr>
           <w:p>
             <w:r>
@@ -1303,7 +1321,7 @@
         </w:trPr>
         <w:tc>
           <w:tcPr>
-            <w:tcW w:w="1615" w:type="dxa"/>
+            <w:tcW w:w="0" w:type="auto"/>
           </w:tcPr>
           <w:p>
             <w:r>
@@ -1313,7 +1331,7 @@
         </w:tc>
         <w:tc>
           <w:tcPr>
-            <w:tcW w:w="1615" w:type="dxa"/>
+            <w:tcW w:w="0" w:type="auto"/>
           </w:tcPr>
           <w:p>
             <w:r>
@@ -1323,7 +1341,7 @@
         </w:tc>
         <w:tc>
           <w:tcPr>
-            <w:tcW w:w="1615" w:type="dxa"/>
+            <w:tcW w:w="0" w:type="auto"/>
           </w:tcPr>
           <w:p>
             <w:r>
@@ -1333,7 +1351,7 @@
         </w:tc>
         <w:tc>
           <w:tcPr>
-            <w:tcW w:w="1615" w:type="dxa"/>
+            <w:tcW w:w="0" w:type="auto"/>
           </w:tcPr>
           <w:p>
             <w:r>
@@ -1343,7 +1361,7 @@
         </w:tc>
         <w:tc>
           <w:tcPr>
-            <w:tcW w:w="1615" w:type="dxa"/>
+            <w:tcW w:w="0" w:type="auto"/>
           </w:tcPr>
           <w:p>
             <w:r>
@@ -1353,7 +1371,7 @@
         </w:tc>
         <w:tc>
           <w:tcPr>
-            <w:tcW w:w="1615" w:type="dxa"/>
+            <w:tcW w:w="0" w:type="auto"/>
           </w:tcPr>
           <w:p>
             <w:r>
@@ -1391,12 +1409,12 @@
         <w:tblLook w:val="04A0" w:firstRow="1" w:lastRow="0" w:firstColumn="1" w:lastColumn="0" w:noHBand="0" w:noVBand="1"/>
       </w:tblPr>
       <w:tblGrid>
-        <w:gridCol w:w="1612"/>
-        <w:gridCol w:w="1614"/>
-        <w:gridCol w:w="1613"/>
-        <w:gridCol w:w="1613"/>
-        <w:gridCol w:w="1613"/>
-        <w:gridCol w:w="1614"/>
+        <w:gridCol w:w="2189"/>
+        <w:gridCol w:w="1797"/>
+        <w:gridCol w:w="870"/>
+        <w:gridCol w:w="1056"/>
+        <w:gridCol w:w="803"/>
+        <w:gridCol w:w="2489"/>
       </w:tblGrid>
       <w:tr>
         <w:trPr>
@@ -1404,7 +1422,7 @@
         </w:trPr>
         <w:tc>
           <w:tcPr>
-            <w:tcW w:w="1615" w:type="dxa"/>
+            <w:tcW w:w="0" w:type="auto"/>
           </w:tcPr>
           <w:p>
             <w:r>
@@ -1417,7 +1435,7 @@
         </w:tc>
         <w:tc>
           <w:tcPr>
-            <w:tcW w:w="1615" w:type="dxa"/>
+            <w:tcW w:w="0" w:type="auto"/>
           </w:tcPr>
           <w:p>
             <w:r>
@@ -1430,7 +1448,7 @@
         </w:tc>
         <w:tc>
           <w:tcPr>
-            <w:tcW w:w="1615" w:type="dxa"/>
+            <w:tcW w:w="0" w:type="auto"/>
           </w:tcPr>
           <w:p>
             <w:r>
@@ -1443,7 +1461,7 @@
         </w:tc>
         <w:tc>
           <w:tcPr>
-            <w:tcW w:w="1615" w:type="dxa"/>
+            <w:tcW w:w="0" w:type="auto"/>
           </w:tcPr>
           <w:p>
             <w:r>
@@ -1456,7 +1474,7 @@
         </w:tc>
         <w:tc>
           <w:tcPr>
-            <w:tcW w:w="1615" w:type="dxa"/>
+            <w:tcW w:w="0" w:type="auto"/>
           </w:tcPr>
           <w:p>
             <w:r>
@@ -1469,7 +1487,7 @@
         </w:tc>
         <w:tc>
           <w:tcPr>
-            <w:tcW w:w="1615" w:type="dxa"/>
+            <w:tcW w:w="0" w:type="auto"/>
           </w:tcPr>
           <w:p>
             <w:r>
@@ -1487,7 +1505,7 @@
         </w:trPr>
         <w:tc>
           <w:tcPr>
-            <w:tcW w:w="1615" w:type="dxa"/>
+            <w:tcW w:w="0" w:type="auto"/>
           </w:tcPr>
           <w:p>
             <w:r>
@@ -1497,7 +1515,7 @@
         </w:tc>
         <w:tc>
           <w:tcPr>
-            <w:tcW w:w="1615" w:type="dxa"/>
+            <w:tcW w:w="0" w:type="auto"/>
           </w:tcPr>
           <w:p>
             <w:r>
@@ -1507,7 +1525,7 @@
         </w:tc>
         <w:tc>
           <w:tcPr>
-            <w:tcW w:w="1615" w:type="dxa"/>
+            <w:tcW w:w="0" w:type="auto"/>
           </w:tcPr>
           <w:p>
             <w:r>
@@ -1517,7 +1535,7 @@
         </w:tc>
         <w:tc>
           <w:tcPr>
-            <w:tcW w:w="1615" w:type="dxa"/>
+            <w:tcW w:w="0" w:type="auto"/>
           </w:tcPr>
           <w:p>
             <w:r>
@@ -1527,7 +1545,7 @@
         </w:tc>
         <w:tc>
           <w:tcPr>
-            <w:tcW w:w="1615" w:type="dxa"/>
+            <w:tcW w:w="0" w:type="auto"/>
           </w:tcPr>
           <w:p>
             <w:r>
@@ -1537,7 +1555,7 @@
         </w:tc>
         <w:tc>
           <w:tcPr>
-            <w:tcW w:w="1615" w:type="dxa"/>
+            <w:tcW w:w="0" w:type="auto"/>
           </w:tcPr>
           <w:p>
             <w:r>
@@ -1552,7 +1570,7 @@
         </w:trPr>
         <w:tc>
           <w:tcPr>
-            <w:tcW w:w="1615" w:type="dxa"/>
+            <w:tcW w:w="0" w:type="auto"/>
           </w:tcPr>
           <w:p>
             <w:r>
@@ -1562,7 +1580,7 @@
         </w:tc>
         <w:tc>
           <w:tcPr>
-            <w:tcW w:w="1615" w:type="dxa"/>
+            <w:tcW w:w="0" w:type="auto"/>
           </w:tcPr>
           <w:p>
             <w:r>
@@ -1572,7 +1590,7 @@
         </w:tc>
         <w:tc>
           <w:tcPr>
-            <w:tcW w:w="1615" w:type="dxa"/>
+            <w:tcW w:w="0" w:type="auto"/>
           </w:tcPr>
           <w:p>
             <w:r>
@@ -1582,7 +1600,7 @@
         </w:tc>
         <w:tc>
           <w:tcPr>
-            <w:tcW w:w="1615" w:type="dxa"/>
+            <w:tcW w:w="0" w:type="auto"/>
           </w:tcPr>
           <w:p>
             <w:r>
@@ -1592,7 +1610,7 @@
         </w:tc>
         <w:tc>
           <w:tcPr>
-            <w:tcW w:w="1615" w:type="dxa"/>
+            <w:tcW w:w="0" w:type="auto"/>
           </w:tcPr>
           <w:p>
             <w:r>
@@ -1602,7 +1620,7 @@
         </w:tc>
         <w:tc>
           <w:tcPr>
-            <w:tcW w:w="1615" w:type="dxa"/>
+            <w:tcW w:w="0" w:type="auto"/>
           </w:tcPr>
           <w:p>
             <w:r>
@@ -1617,7 +1635,7 @@
         </w:trPr>
         <w:tc>
           <w:tcPr>
-            <w:tcW w:w="1615" w:type="dxa"/>
+            <w:tcW w:w="0" w:type="auto"/>
           </w:tcPr>
           <w:p>
             <w:r>
@@ -1627,7 +1645,7 @@
         </w:tc>
         <w:tc>
           <w:tcPr>
-            <w:tcW w:w="1615" w:type="dxa"/>
+            <w:tcW w:w="0" w:type="auto"/>
           </w:tcPr>
           <w:p>
             <w:r>
@@ -1637,7 +1655,7 @@
         </w:tc>
         <w:tc>
           <w:tcPr>
-            <w:tcW w:w="1615" w:type="dxa"/>
+            <w:tcW w:w="0" w:type="auto"/>
           </w:tcPr>
           <w:p>
             <w:r>
@@ -1647,7 +1665,7 @@
         </w:tc>
         <w:tc>
           <w:tcPr>
-            <w:tcW w:w="1615" w:type="dxa"/>
+            <w:tcW w:w="0" w:type="auto"/>
           </w:tcPr>
           <w:p>
             <w:r>
@@ -1657,7 +1675,7 @@
         </w:tc>
         <w:tc>
           <w:tcPr>
-            <w:tcW w:w="1615" w:type="dxa"/>
+            <w:tcW w:w="0" w:type="auto"/>
           </w:tcPr>
           <w:p>
             <w:r>
@@ -1667,7 +1685,7 @@
         </w:tc>
         <w:tc>
           <w:tcPr>
-            <w:tcW w:w="1615" w:type="dxa"/>
+            <w:tcW w:w="0" w:type="auto"/>
           </w:tcPr>
           <w:p>
             <w:r>
@@ -1682,7 +1700,7 @@
         </w:trPr>
         <w:tc>
           <w:tcPr>
-            <w:tcW w:w="1615" w:type="dxa"/>
+            <w:tcW w:w="0" w:type="auto"/>
           </w:tcPr>
           <w:p>
             <w:r>
@@ -1692,7 +1710,7 @@
         </w:tc>
         <w:tc>
           <w:tcPr>
-            <w:tcW w:w="1615" w:type="dxa"/>
+            <w:tcW w:w="0" w:type="auto"/>
           </w:tcPr>
           <w:p>
             <w:r>
@@ -1702,7 +1720,7 @@
         </w:tc>
         <w:tc>
           <w:tcPr>
-            <w:tcW w:w="1615" w:type="dxa"/>
+            <w:tcW w:w="0" w:type="auto"/>
           </w:tcPr>
           <w:p>
             <w:r>
@@ -1712,7 +1730,7 @@
         </w:tc>
         <w:tc>
           <w:tcPr>
-            <w:tcW w:w="1615" w:type="dxa"/>
+            <w:tcW w:w="0" w:type="auto"/>
           </w:tcPr>
           <w:p>
             <w:r>
@@ -1722,7 +1740,7 @@
         </w:tc>
         <w:tc>
           <w:tcPr>
-            <w:tcW w:w="1615" w:type="dxa"/>
+            <w:tcW w:w="0" w:type="auto"/>
           </w:tcPr>
           <w:p>
             <w:r>
@@ -1732,7 +1750,7 @@
         </w:tc>
         <w:tc>
           <w:tcPr>
-            <w:tcW w:w="1615" w:type="dxa"/>
+            <w:tcW w:w="0" w:type="auto"/>
           </w:tcPr>
           <w:p>
             <w:r>
@@ -1770,11 +1788,11 @@
         <w:tblLook w:val="04A0" w:firstRow="1" w:lastRow="0" w:firstColumn="1" w:lastColumn="0" w:noHBand="0" w:noVBand="1"/>
       </w:tblPr>
       <w:tblGrid>
-        <w:gridCol w:w="1936"/>
-        <w:gridCol w:w="1936"/>
-        <w:gridCol w:w="1936"/>
-        <w:gridCol w:w="1935"/>
-        <w:gridCol w:w="1936"/>
+        <w:gridCol w:w="1922"/>
+        <w:gridCol w:w="1567"/>
+        <w:gridCol w:w="1270"/>
+        <w:gridCol w:w="1277"/>
+        <w:gridCol w:w="3869"/>
       </w:tblGrid>
       <w:tr>
         <w:trPr>
@@ -1782,21 +1800,20 @@
         </w:trPr>
         <w:tc>
           <w:tcPr>
-            <w:tcW w:w="1938" w:type="dxa"/>
+            <w:tcW w:w="0" w:type="auto"/>
           </w:tcPr>
           <w:p>
             <w:r>
               <w:rPr>
                 <w:b/>
               </w:rPr>
-              <w:lastRenderedPageBreak/>
               <w:t>Module</w:t>
             </w:r>
           </w:p>
         </w:tc>
         <w:tc>
           <w:tcPr>
-            <w:tcW w:w="1938" w:type="dxa"/>
+            <w:tcW w:w="0" w:type="auto"/>
           </w:tcPr>
           <w:p>
             <w:r>
@@ -1809,7 +1826,7 @@
         </w:tc>
         <w:tc>
           <w:tcPr>
-            <w:tcW w:w="1938" w:type="dxa"/>
+            <w:tcW w:w="0" w:type="auto"/>
           </w:tcPr>
           <w:p>
             <w:r>
@@ -1822,7 +1839,7 @@
         </w:tc>
         <w:tc>
           <w:tcPr>
-            <w:tcW w:w="1938" w:type="dxa"/>
+            <w:tcW w:w="0" w:type="auto"/>
           </w:tcPr>
           <w:p>
             <w:r>
@@ -1835,7 +1852,7 @@
         </w:tc>
         <w:tc>
           <w:tcPr>
-            <w:tcW w:w="1938" w:type="dxa"/>
+            <w:tcW w:w="0" w:type="auto"/>
           </w:tcPr>
           <w:p>
             <w:r>
@@ -1853,7 +1870,7 @@
         </w:trPr>
         <w:tc>
           <w:tcPr>
-            <w:tcW w:w="1938" w:type="dxa"/>
+            <w:tcW w:w="0" w:type="auto"/>
           </w:tcPr>
           <w:p>
             <w:r>
@@ -1863,7 +1880,7 @@
         </w:tc>
         <w:tc>
           <w:tcPr>
-            <w:tcW w:w="1938" w:type="dxa"/>
+            <w:tcW w:w="0" w:type="auto"/>
           </w:tcPr>
           <w:p>
             <w:r>
@@ -1873,7 +1890,7 @@
         </w:tc>
         <w:tc>
           <w:tcPr>
-            <w:tcW w:w="1938" w:type="dxa"/>
+            <w:tcW w:w="0" w:type="auto"/>
           </w:tcPr>
           <w:p>
             <w:r>
@@ -1883,7 +1900,7 @@
         </w:tc>
         <w:tc>
           <w:tcPr>
-            <w:tcW w:w="1938" w:type="dxa"/>
+            <w:tcW w:w="0" w:type="auto"/>
           </w:tcPr>
           <w:p>
             <w:r>
@@ -1893,7 +1910,7 @@
         </w:tc>
         <w:tc>
           <w:tcPr>
-            <w:tcW w:w="1938" w:type="dxa"/>
+            <w:tcW w:w="0" w:type="auto"/>
           </w:tcPr>
           <w:p>
             <w:r>
@@ -1908,7 +1925,7 @@
         </w:trPr>
         <w:tc>
           <w:tcPr>
-            <w:tcW w:w="1938" w:type="dxa"/>
+            <w:tcW w:w="0" w:type="auto"/>
           </w:tcPr>
           <w:p>
             <w:r>
@@ -1918,7 +1935,7 @@
         </w:tc>
         <w:tc>
           <w:tcPr>
-            <w:tcW w:w="1938" w:type="dxa"/>
+            <w:tcW w:w="0" w:type="auto"/>
           </w:tcPr>
           <w:p>
             <w:r>
@@ -1928,7 +1945,7 @@
         </w:tc>
         <w:tc>
           <w:tcPr>
-            <w:tcW w:w="1938" w:type="dxa"/>
+            <w:tcW w:w="0" w:type="auto"/>
           </w:tcPr>
           <w:p>
             <w:r>
@@ -1938,7 +1955,7 @@
         </w:tc>
         <w:tc>
           <w:tcPr>
-            <w:tcW w:w="1938" w:type="dxa"/>
+            <w:tcW w:w="0" w:type="auto"/>
           </w:tcPr>
           <w:p>
             <w:r>
@@ -1948,7 +1965,7 @@
         </w:tc>
         <w:tc>
           <w:tcPr>
-            <w:tcW w:w="1938" w:type="dxa"/>
+            <w:tcW w:w="0" w:type="auto"/>
           </w:tcPr>
           <w:p>
             <w:r>
@@ -1963,7 +1980,7 @@
         </w:trPr>
         <w:tc>
           <w:tcPr>
-            <w:tcW w:w="1938" w:type="dxa"/>
+            <w:tcW w:w="0" w:type="auto"/>
           </w:tcPr>
           <w:p>
             <w:r>
@@ -1973,7 +1990,7 @@
         </w:tc>
         <w:tc>
           <w:tcPr>
-            <w:tcW w:w="1938" w:type="dxa"/>
+            <w:tcW w:w="0" w:type="auto"/>
           </w:tcPr>
           <w:p>
             <w:r>
@@ -1983,7 +2000,7 @@
         </w:tc>
         <w:tc>
           <w:tcPr>
-            <w:tcW w:w="1938" w:type="dxa"/>
+            <w:tcW w:w="0" w:type="auto"/>
           </w:tcPr>
           <w:p>
             <w:r>
@@ -1993,7 +2010,7 @@
         </w:tc>
         <w:tc>
           <w:tcPr>
-            <w:tcW w:w="1938" w:type="dxa"/>
+            <w:tcW w:w="0" w:type="auto"/>
           </w:tcPr>
           <w:p>
             <w:r>
@@ -2003,7 +2020,7 @@
         </w:tc>
         <w:tc>
           <w:tcPr>
-            <w:tcW w:w="1938" w:type="dxa"/>
+            <w:tcW w:w="0" w:type="auto"/>
           </w:tcPr>
           <w:p>
             <w:r>
@@ -2018,27 +2035,32 @@
         </w:trPr>
         <w:tc>
           <w:tcPr>
-            <w:tcW w:w="1938" w:type="dxa"/>
-          </w:tcPr>
-          <w:p>
-            <w:r>
-              <w:t>M8 - Tax Calculation</w:t>
-            </w:r>
-          </w:p>
-        </w:tc>
-        <w:tc>
-          <w:tcPr>
-            <w:tcW w:w="1938" w:type="dxa"/>
-          </w:tcPr>
-          <w:p>
-            <w:r>
+            <w:tcW w:w="0" w:type="auto"/>
+          </w:tcPr>
+          <w:p>
+            <w:r>
+              <w:t xml:space="preserve">M8 - Tax </w:t>
+            </w:r>
+            <w:r>
+              <w:lastRenderedPageBreak/>
+              <w:t>Calculation</w:t>
+            </w:r>
+          </w:p>
+        </w:tc>
+        <w:tc>
+          <w:tcPr>
+            <w:tcW w:w="0" w:type="auto"/>
+          </w:tcPr>
+          <w:p>
+            <w:r>
+              <w:lastRenderedPageBreak/>
               <w:t>94.74</w:t>
             </w:r>
           </w:p>
         </w:tc>
         <w:tc>
           <w:tcPr>
-            <w:tcW w:w="1938" w:type="dxa"/>
+            <w:tcW w:w="0" w:type="auto"/>
           </w:tcPr>
           <w:p>
             <w:r>
@@ -2048,7 +2070,7 @@
         </w:tc>
         <w:tc>
           <w:tcPr>
-            <w:tcW w:w="1938" w:type="dxa"/>
+            <w:tcW w:w="0" w:type="auto"/>
           </w:tcPr>
           <w:p>
             <w:r>
@@ -2058,11 +2080,15 @@
         </w:tc>
         <w:tc>
           <w:tcPr>
-            <w:tcW w:w="1938" w:type="dxa"/>
-          </w:tcPr>
-          <w:p>
-            <w:r>
-              <w:t>No major gap found in current measurable unit path</w:t>
+            <w:tcW w:w="0" w:type="auto"/>
+          </w:tcPr>
+          <w:p>
+            <w:r>
+              <w:t xml:space="preserve">No major gap found in current </w:t>
+            </w:r>
+            <w:r>
+              <w:lastRenderedPageBreak/>
+              <w:t>measurable unit path</w:t>
             </w:r>
           </w:p>
         </w:tc>
@@ -2073,17 +2099,18 @@
         </w:trPr>
         <w:tc>
           <w:tcPr>
-            <w:tcW w:w="1938" w:type="dxa"/>
-          </w:tcPr>
-          <w:p>
-            <w:r>
+            <w:tcW w:w="0" w:type="auto"/>
+          </w:tcPr>
+          <w:p>
+            <w:r>
+              <w:lastRenderedPageBreak/>
               <w:t>M3 - Cart Management</w:t>
             </w:r>
           </w:p>
         </w:tc>
         <w:tc>
           <w:tcPr>
-            <w:tcW w:w="1938" w:type="dxa"/>
+            <w:tcW w:w="0" w:type="auto"/>
           </w:tcPr>
           <w:p>
             <w:r>
@@ -2093,7 +2120,7 @@
         </w:tc>
         <w:tc>
           <w:tcPr>
-            <w:tcW w:w="1938" w:type="dxa"/>
+            <w:tcW w:w="0" w:type="auto"/>
           </w:tcPr>
           <w:p>
             <w:r>
@@ -2103,7 +2130,7 @@
         </w:tc>
         <w:tc>
           <w:tcPr>
-            <w:tcW w:w="1938" w:type="dxa"/>
+            <w:tcW w:w="0" w:type="auto"/>
           </w:tcPr>
           <w:p>
             <w:r>
@@ -2113,7 +2140,7 @@
         </w:tc>
         <w:tc>
           <w:tcPr>
-            <w:tcW w:w="1938" w:type="dxa"/>
+            <w:tcW w:w="0" w:type="auto"/>
           </w:tcPr>
           <w:p>
             <w:r>
@@ -2151,11 +2178,11 @@
         <w:tblLook w:val="04A0" w:firstRow="1" w:lastRow="0" w:firstColumn="1" w:lastColumn="0" w:noHBand="0" w:noVBand="1"/>
       </w:tblPr>
       <w:tblGrid>
-        <w:gridCol w:w="1935"/>
-        <w:gridCol w:w="1936"/>
-        <w:gridCol w:w="1937"/>
-        <w:gridCol w:w="1936"/>
-        <w:gridCol w:w="1935"/>
+        <w:gridCol w:w="1078"/>
+        <w:gridCol w:w="1620"/>
+        <w:gridCol w:w="3872"/>
+        <w:gridCol w:w="1969"/>
+        <w:gridCol w:w="1366"/>
       </w:tblGrid>
       <w:tr>
         <w:trPr>
@@ -2163,7 +2190,7 @@
         </w:trPr>
         <w:tc>
           <w:tcPr>
-            <w:tcW w:w="1938" w:type="dxa"/>
+            <w:tcW w:w="0" w:type="auto"/>
           </w:tcPr>
           <w:p>
             <w:r>
@@ -2176,7 +2203,7 @@
         </w:tc>
         <w:tc>
           <w:tcPr>
-            <w:tcW w:w="1938" w:type="dxa"/>
+            <w:tcW w:w="0" w:type="auto"/>
           </w:tcPr>
           <w:p>
             <w:r>
@@ -2189,7 +2216,7 @@
         </w:tc>
         <w:tc>
           <w:tcPr>
-            <w:tcW w:w="1938" w:type="dxa"/>
+            <w:tcW w:w="0" w:type="auto"/>
           </w:tcPr>
           <w:p>
             <w:r>
@@ -2202,7 +2229,7 @@
         </w:tc>
         <w:tc>
           <w:tcPr>
-            <w:tcW w:w="1938" w:type="dxa"/>
+            <w:tcW w:w="0" w:type="auto"/>
           </w:tcPr>
           <w:p>
             <w:r>
@@ -2215,7 +2242,7 @@
         </w:tc>
         <w:tc>
           <w:tcPr>
-            <w:tcW w:w="1938" w:type="dxa"/>
+            <w:tcW w:w="0" w:type="auto"/>
           </w:tcPr>
           <w:p>
             <w:r>
@@ -2233,7 +2260,7 @@
         </w:trPr>
         <w:tc>
           <w:tcPr>
-            <w:tcW w:w="1938" w:type="dxa"/>
+            <w:tcW w:w="0" w:type="auto"/>
           </w:tcPr>
           <w:p>
             <w:r>
@@ -2243,7 +2270,7 @@
         </w:tc>
         <w:tc>
           <w:tcPr>
-            <w:tcW w:w="1938" w:type="dxa"/>
+            <w:tcW w:w="0" w:type="auto"/>
           </w:tcPr>
           <w:p>
             <w:r>
@@ -2253,7 +2280,7 @@
         </w:tc>
         <w:tc>
           <w:tcPr>
-            <w:tcW w:w="1938" w:type="dxa"/>
+            <w:tcW w:w="0" w:type="auto"/>
           </w:tcPr>
           <w:p>
             <w:r>
@@ -2263,7 +2290,7 @@
         </w:tc>
         <w:tc>
           <w:tcPr>
-            <w:tcW w:w="1938" w:type="dxa"/>
+            <w:tcW w:w="0" w:type="auto"/>
           </w:tcPr>
           <w:p>
             <w:r>
@@ -2273,7 +2300,7 @@
         </w:tc>
         <w:tc>
           <w:tcPr>
-            <w:tcW w:w="1938" w:type="dxa"/>
+            <w:tcW w:w="0" w:type="auto"/>
           </w:tcPr>
           <w:p>
             <w:r>
@@ -2288,7 +2315,7 @@
         </w:trPr>
         <w:tc>
           <w:tcPr>
-            <w:tcW w:w="1938" w:type="dxa"/>
+            <w:tcW w:w="0" w:type="auto"/>
           </w:tcPr>
           <w:p>
             <w:r>
@@ -2298,7 +2325,7 @@
         </w:tc>
         <w:tc>
           <w:tcPr>
-            <w:tcW w:w="1938" w:type="dxa"/>
+            <w:tcW w:w="0" w:type="auto"/>
           </w:tcPr>
           <w:p>
             <w:r>
@@ -2308,32 +2335,27 @@
         </w:tc>
         <w:tc>
           <w:tcPr>
-            <w:tcW w:w="1938" w:type="dxa"/>
-          </w:tcPr>
-          <w:p>
-            <w:r>
-              <w:t xml:space="preserve">Fresh environment lacked admin user, causing </w:t>
-            </w:r>
-            <w:r>
-              <w:lastRenderedPageBreak/>
-              <w:t>E2E authentication flow failure</w:t>
-            </w:r>
-          </w:p>
-        </w:tc>
-        <w:tc>
-          <w:tcPr>
-            <w:tcW w:w="1938" w:type="dxa"/>
-          </w:tcPr>
-          <w:p>
-            <w:r>
-              <w:lastRenderedPageBreak/>
+            <w:tcW w:w="0" w:type="auto"/>
+          </w:tcPr>
+          <w:p>
+            <w:r>
+              <w:t>Fresh environment lacked admin user, causing E2E authentication flow failure</w:t>
+            </w:r>
+          </w:p>
+        </w:tc>
+        <w:tc>
+          <w:tcPr>
+            <w:tcW w:w="0" w:type="auto"/>
+          </w:tcPr>
+          <w:p>
+            <w:r>
               <w:t>No</w:t>
             </w:r>
           </w:p>
         </w:tc>
         <w:tc>
           <w:tcPr>
-            <w:tcW w:w="1938" w:type="dxa"/>
+            <w:tcW w:w="0" w:type="auto"/>
           </w:tcPr>
           <w:p>
             <w:r>
@@ -2348,7 +2370,7 @@
         </w:trPr>
         <w:tc>
           <w:tcPr>
-            <w:tcW w:w="1938" w:type="dxa"/>
+            <w:tcW w:w="0" w:type="auto"/>
           </w:tcPr>
           <w:p>
             <w:r>
@@ -2358,7 +2380,7 @@
         </w:tc>
         <w:tc>
           <w:tcPr>
-            <w:tcW w:w="1938" w:type="dxa"/>
+            <w:tcW w:w="0" w:type="auto"/>
           </w:tcPr>
           <w:p>
             <w:r>
@@ -2368,7 +2390,7 @@
         </w:tc>
         <w:tc>
           <w:tcPr>
-            <w:tcW w:w="1938" w:type="dxa"/>
+            <w:tcW w:w="0" w:type="auto"/>
           </w:tcPr>
           <w:p>
             <w:r>
@@ -2378,7 +2400,7 @@
         </w:tc>
         <w:tc>
           <w:tcPr>
-            <w:tcW w:w="1938" w:type="dxa"/>
+            <w:tcW w:w="0" w:type="auto"/>
           </w:tcPr>
           <w:p>
             <w:r>
@@ -2388,7 +2410,7 @@
         </w:tc>
         <w:tc>
           <w:tcPr>
-            <w:tcW w:w="1938" w:type="dxa"/>
+            <w:tcW w:w="0" w:type="auto"/>
           </w:tcPr>
           <w:p>
             <w:r>
@@ -2403,7 +2425,7 @@
         </w:trPr>
         <w:tc>
           <w:tcPr>
-            <w:tcW w:w="1938" w:type="dxa"/>
+            <w:tcW w:w="0" w:type="auto"/>
           </w:tcPr>
           <w:p>
             <w:r>
@@ -2413,7 +2435,7 @@
         </w:tc>
         <w:tc>
           <w:tcPr>
-            <w:tcW w:w="1938" w:type="dxa"/>
+            <w:tcW w:w="0" w:type="auto"/>
           </w:tcPr>
           <w:p>
             <w:r>
@@ -2423,7 +2445,7 @@
         </w:tc>
         <w:tc>
           <w:tcPr>
-            <w:tcW w:w="1938" w:type="dxa"/>
+            <w:tcW w:w="0" w:type="auto"/>
           </w:tcPr>
           <w:p>
             <w:r>
@@ -2433,7 +2455,7 @@
         </w:tc>
         <w:tc>
           <w:tcPr>
-            <w:tcW w:w="1938" w:type="dxa"/>
+            <w:tcW w:w="0" w:type="auto"/>
           </w:tcPr>
           <w:p>
             <w:r>
@@ -2443,7 +2465,7 @@
         </w:tc>
         <w:tc>
           <w:tcPr>
-            <w:tcW w:w="1938" w:type="dxa"/>
+            <w:tcW w:w="0" w:type="auto"/>
           </w:tcPr>
           <w:p>
             <w:r>
@@ -2481,11 +2503,11 @@
         <w:tblLook w:val="04A0" w:firstRow="1" w:lastRow="0" w:firstColumn="1" w:lastColumn="0" w:noHBand="0" w:noVBand="1"/>
       </w:tblPr>
       <w:tblGrid>
-        <w:gridCol w:w="1935"/>
-        <w:gridCol w:w="1936"/>
-        <w:gridCol w:w="1935"/>
-        <w:gridCol w:w="1937"/>
-        <w:gridCol w:w="1936"/>
+        <w:gridCol w:w="2128"/>
+        <w:gridCol w:w="1324"/>
+        <w:gridCol w:w="1051"/>
+        <w:gridCol w:w="1533"/>
+        <w:gridCol w:w="3869"/>
       </w:tblGrid>
       <w:tr>
         <w:trPr>
@@ -2493,7 +2515,7 @@
         </w:trPr>
         <w:tc>
           <w:tcPr>
-            <w:tcW w:w="1938" w:type="dxa"/>
+            <w:tcW w:w="0" w:type="auto"/>
           </w:tcPr>
           <w:p>
             <w:r>
@@ -2506,7 +2528,7 @@
         </w:tc>
         <w:tc>
           <w:tcPr>
-            <w:tcW w:w="1938" w:type="dxa"/>
+            <w:tcW w:w="0" w:type="auto"/>
           </w:tcPr>
           <w:p>
             <w:r>
@@ -2519,7 +2541,7 @@
         </w:tc>
         <w:tc>
           <w:tcPr>
-            <w:tcW w:w="1938" w:type="dxa"/>
+            <w:tcW w:w="0" w:type="auto"/>
           </w:tcPr>
           <w:p>
             <w:r>
@@ -2532,7 +2554,7 @@
         </w:tc>
         <w:tc>
           <w:tcPr>
-            <w:tcW w:w="1938" w:type="dxa"/>
+            <w:tcW w:w="0" w:type="auto"/>
           </w:tcPr>
           <w:p>
             <w:r>
@@ -2545,7 +2567,7 @@
         </w:tc>
         <w:tc>
           <w:tcPr>
-            <w:tcW w:w="1938" w:type="dxa"/>
+            <w:tcW w:w="0" w:type="auto"/>
           </w:tcPr>
           <w:p>
             <w:r>
@@ -2563,7 +2585,7 @@
         </w:trPr>
         <w:tc>
           <w:tcPr>
-            <w:tcW w:w="1938" w:type="dxa"/>
+            <w:tcW w:w="0" w:type="auto"/>
           </w:tcPr>
           <w:p>
             <w:r>
@@ -2573,7 +2595,7 @@
         </w:tc>
         <w:tc>
           <w:tcPr>
-            <w:tcW w:w="1938" w:type="dxa"/>
+            <w:tcW w:w="0" w:type="auto"/>
           </w:tcPr>
           <w:p>
             <w:r>
@@ -2583,7 +2605,7 @@
         </w:tc>
         <w:tc>
           <w:tcPr>
-            <w:tcW w:w="1938" w:type="dxa"/>
+            <w:tcW w:w="0" w:type="auto"/>
           </w:tcPr>
           <w:p>
             <w:r>
@@ -2593,7 +2615,7 @@
         </w:tc>
         <w:tc>
           <w:tcPr>
-            <w:tcW w:w="1938" w:type="dxa"/>
+            <w:tcW w:w="0" w:type="auto"/>
           </w:tcPr>
           <w:p>
             <w:r>
@@ -2603,7 +2625,7 @@
         </w:tc>
         <w:tc>
           <w:tcPr>
-            <w:tcW w:w="1938" w:type="dxa"/>
+            <w:tcW w:w="0" w:type="auto"/>
           </w:tcPr>
           <w:p>
             <w:r>
@@ -2618,7 +2640,7 @@
         </w:trPr>
         <w:tc>
           <w:tcPr>
-            <w:tcW w:w="1938" w:type="dxa"/>
+            <w:tcW w:w="0" w:type="auto"/>
           </w:tcPr>
           <w:p>
             <w:r>
@@ -2628,7 +2650,7 @@
         </w:tc>
         <w:tc>
           <w:tcPr>
-            <w:tcW w:w="1938" w:type="dxa"/>
+            <w:tcW w:w="0" w:type="auto"/>
           </w:tcPr>
           <w:p>
             <w:r>
@@ -2638,7 +2660,7 @@
         </w:tc>
         <w:tc>
           <w:tcPr>
-            <w:tcW w:w="1938" w:type="dxa"/>
+            <w:tcW w:w="0" w:type="auto"/>
           </w:tcPr>
           <w:p>
             <w:r>
@@ -2648,7 +2670,7 @@
         </w:tc>
         <w:tc>
           <w:tcPr>
-            <w:tcW w:w="1938" w:type="dxa"/>
+            <w:tcW w:w="0" w:type="auto"/>
           </w:tcPr>
           <w:p>
             <w:r>
@@ -2658,7 +2680,7 @@
         </w:tc>
         <w:tc>
           <w:tcPr>
-            <w:tcW w:w="1938" w:type="dxa"/>
+            <w:tcW w:w="0" w:type="auto"/>
           </w:tcPr>
           <w:p>
             <w:r>
@@ -2673,7 +2695,7 @@
         </w:trPr>
         <w:tc>
           <w:tcPr>
-            <w:tcW w:w="1938" w:type="dxa"/>
+            <w:tcW w:w="0" w:type="auto"/>
           </w:tcPr>
           <w:p>
             <w:r>
@@ -2683,7 +2705,7 @@
         </w:tc>
         <w:tc>
           <w:tcPr>
-            <w:tcW w:w="1938" w:type="dxa"/>
+            <w:tcW w:w="0" w:type="auto"/>
           </w:tcPr>
           <w:p>
             <w:r>
@@ -2693,7 +2715,7 @@
         </w:tc>
         <w:tc>
           <w:tcPr>
-            <w:tcW w:w="1938" w:type="dxa"/>
+            <w:tcW w:w="0" w:type="auto"/>
           </w:tcPr>
           <w:p>
             <w:r>
@@ -2703,7 +2725,7 @@
         </w:tc>
         <w:tc>
           <w:tcPr>
-            <w:tcW w:w="1938" w:type="dxa"/>
+            <w:tcW w:w="0" w:type="auto"/>
           </w:tcPr>
           <w:p>
             <w:r>
@@ -2713,7 +2735,7 @@
         </w:tc>
         <w:tc>
           <w:tcPr>
-            <w:tcW w:w="1938" w:type="dxa"/>
+            <w:tcW w:w="0" w:type="auto"/>
           </w:tcPr>
           <w:p>
             <w:r>
@@ -2728,7 +2750,7 @@
         </w:trPr>
         <w:tc>
           <w:tcPr>
-            <w:tcW w:w="1938" w:type="dxa"/>
+            <w:tcW w:w="0" w:type="auto"/>
           </w:tcPr>
           <w:p>
             <w:r>
@@ -2738,7 +2760,7 @@
         </w:tc>
         <w:tc>
           <w:tcPr>
-            <w:tcW w:w="1938" w:type="dxa"/>
+            <w:tcW w:w="0" w:type="auto"/>
           </w:tcPr>
           <w:p>
             <w:r>
@@ -2748,7 +2770,7 @@
         </w:tc>
         <w:tc>
           <w:tcPr>
-            <w:tcW w:w="1938" w:type="dxa"/>
+            <w:tcW w:w="0" w:type="auto"/>
           </w:tcPr>
           <w:p>
             <w:r>
@@ -2758,7 +2780,7 @@
         </w:tc>
         <w:tc>
           <w:tcPr>
-            <w:tcW w:w="1938" w:type="dxa"/>
+            <w:tcW w:w="0" w:type="auto"/>
           </w:tcPr>
           <w:p>
             <w:r>
@@ -2768,7 +2790,7 @@
         </w:tc>
         <w:tc>
           <w:tcPr>
-            <w:tcW w:w="1938" w:type="dxa"/>
+            <w:tcW w:w="0" w:type="auto"/>
           </w:tcPr>
           <w:p>
             <w:r>
@@ -2783,7 +2805,7 @@
         </w:trPr>
         <w:tc>
           <w:tcPr>
-            <w:tcW w:w="1938" w:type="dxa"/>
+            <w:tcW w:w="0" w:type="auto"/>
           </w:tcPr>
           <w:p>
             <w:r>
@@ -2793,7 +2815,7 @@
         </w:tc>
         <w:tc>
           <w:tcPr>
-            <w:tcW w:w="1938" w:type="dxa"/>
+            <w:tcW w:w="0" w:type="auto"/>
           </w:tcPr>
           <w:p>
             <w:r>
@@ -2803,7 +2825,7 @@
         </w:tc>
         <w:tc>
           <w:tcPr>
-            <w:tcW w:w="1938" w:type="dxa"/>
+            <w:tcW w:w="0" w:type="auto"/>
           </w:tcPr>
           <w:p>
             <w:r>
@@ -2813,7 +2835,7 @@
         </w:tc>
         <w:tc>
           <w:tcPr>
-            <w:tcW w:w="1938" w:type="dxa"/>
+            <w:tcW w:w="0" w:type="auto"/>
           </w:tcPr>
           <w:p>
             <w:r>
@@ -2823,7 +2845,7 @@
         </w:tc>
         <w:tc>
           <w:tcPr>
-            <w:tcW w:w="1938" w:type="dxa"/>
+            <w:tcW w:w="0" w:type="auto"/>
           </w:tcPr>
           <w:p>
             <w:r>
@@ -2851,7 +2873,7 @@
         <w:spacing w:after="60"/>
       </w:pPr>
       <w:r>
-        <w:t>The automation suite was extended strictly across the three required levels: unit, integration, and end-to-end. The pipeline remained GitHub Actions.</w:t>
+        <w:t>The automation suite was expanded in a controlled way across the three required levels: unit, integration, and end-to-end. The intention was not to inflate the test count for its own sake, but to place new checks where the earlier suite was still leaving risk, ambiguity, or weak detectability visible. Execution remained CI-driven through GitHub Actions so that the added coverage would remain reproducible rather than purely local.</w:t>
       </w:r>
     </w:p>
     <w:p>
@@ -2862,7 +2884,6 @@
         <w:rPr>
           <w:b/>
         </w:rPr>
-        <w:lastRenderedPageBreak/>
         <w:t>3.1 CI/CD Setup</w:t>
       </w:r>
     </w:p>
@@ -2882,10 +2903,10 @@
         <w:tblLook w:val="04A0" w:firstRow="1" w:lastRow="0" w:firstColumn="1" w:lastColumn="0" w:noHBand="0" w:noVBand="1"/>
       </w:tblPr>
       <w:tblGrid>
-        <w:gridCol w:w="2419"/>
-        <w:gridCol w:w="2420"/>
-        <w:gridCol w:w="2420"/>
-        <w:gridCol w:w="2420"/>
+        <w:gridCol w:w="2149"/>
+        <w:gridCol w:w="2093"/>
+        <w:gridCol w:w="3313"/>
+        <w:gridCol w:w="2350"/>
       </w:tblGrid>
       <w:tr>
         <w:trPr>
@@ -2893,7 +2914,7 @@
         </w:trPr>
         <w:tc>
           <w:tcPr>
-            <w:tcW w:w="2422" w:type="dxa"/>
+            <w:tcW w:w="0" w:type="auto"/>
           </w:tcPr>
           <w:p>
             <w:r>
@@ -2906,40 +2927,55 @@
         </w:tc>
         <w:tc>
           <w:tcPr>
-            <w:tcW w:w="2422" w:type="dxa"/>
+            <w:tcW w:w="0" w:type="auto"/>
           </w:tcPr>
           <w:p>
             <w:r>
               <w:rPr>
                 <w:b/>
               </w:rPr>
-              <w:t>Trigger / Dependency</w:t>
-            </w:r>
-          </w:p>
-        </w:tc>
-        <w:tc>
-          <w:tcPr>
-            <w:tcW w:w="2422" w:type="dxa"/>
-          </w:tcPr>
-          <w:p>
+              <w:t xml:space="preserve">Trigger / </w:t>
+            </w:r>
             <w:r>
               <w:rPr>
                 <w:b/>
               </w:rPr>
-              <w:t>Main Actions</w:t>
-            </w:r>
-          </w:p>
-        </w:tc>
-        <w:tc>
-          <w:tcPr>
-            <w:tcW w:w="2422" w:type="dxa"/>
+              <w:lastRenderedPageBreak/>
+              <w:t>Dependency</w:t>
+            </w:r>
+          </w:p>
+        </w:tc>
+        <w:tc>
+          <w:tcPr>
+            <w:tcW w:w="0" w:type="auto"/>
           </w:tcPr>
           <w:p>
             <w:r>
               <w:rPr>
                 <w:b/>
               </w:rPr>
-              <w:t>Quality Gate / Output</w:t>
+              <w:lastRenderedPageBreak/>
+              <w:t>Main Actions</w:t>
+            </w:r>
+          </w:p>
+        </w:tc>
+        <w:tc>
+          <w:tcPr>
+            <w:tcW w:w="0" w:type="auto"/>
+          </w:tcPr>
+          <w:p>
+            <w:r>
+              <w:rPr>
+                <w:b/>
+              </w:rPr>
+              <w:t xml:space="preserve">Quality Gate / </w:t>
+            </w:r>
+            <w:r>
+              <w:rPr>
+                <w:b/>
+              </w:rPr>
+              <w:lastRenderedPageBreak/>
+              <w:t>Output</w:t>
             </w:r>
           </w:p>
         </w:tc>
@@ -2950,17 +2986,18 @@
         </w:trPr>
         <w:tc>
           <w:tcPr>
-            <w:tcW w:w="2422" w:type="dxa"/>
-          </w:tcPr>
-          <w:p>
-            <w:r>
+            <w:tcW w:w="0" w:type="auto"/>
+          </w:tcPr>
+          <w:p>
+            <w:r>
+              <w:lastRenderedPageBreak/>
               <w:t>Unit Tests + Coverage Gate</w:t>
             </w:r>
           </w:p>
         </w:tc>
         <w:tc>
           <w:tcPr>
-            <w:tcW w:w="2422" w:type="dxa"/>
+            <w:tcW w:w="0" w:type="auto"/>
           </w:tcPr>
           <w:p>
             <w:r>
@@ -2970,7 +3007,7 @@
         </w:tc>
         <w:tc>
           <w:tcPr>
-            <w:tcW w:w="2422" w:type="dxa"/>
+            <w:tcW w:w="0" w:type="auto"/>
           </w:tcPr>
           <w:p>
             <w:r>
@@ -2980,7 +3017,7 @@
         </w:tc>
         <w:tc>
           <w:tcPr>
-            <w:tcW w:w="2422" w:type="dxa"/>
+            <w:tcW w:w="0" w:type="auto"/>
           </w:tcPr>
           <w:p>
             <w:r>
@@ -2995,7 +3032,7 @@
         </w:trPr>
         <w:tc>
           <w:tcPr>
-            <w:tcW w:w="2422" w:type="dxa"/>
+            <w:tcW w:w="0" w:type="auto"/>
           </w:tcPr>
           <w:p>
             <w:r>
@@ -3005,7 +3042,7 @@
         </w:tc>
         <w:tc>
           <w:tcPr>
-            <w:tcW w:w="2422" w:type="dxa"/>
+            <w:tcW w:w="0" w:type="auto"/>
           </w:tcPr>
           <w:p>
             <w:r>
@@ -3015,7 +3052,7 @@
         </w:tc>
         <w:tc>
           <w:tcPr>
-            <w:tcW w:w="2422" w:type="dxa"/>
+            <w:tcW w:w="0" w:type="auto"/>
           </w:tcPr>
           <w:p>
             <w:r>
@@ -3025,7 +3062,7 @@
         </w:tc>
         <w:tc>
           <w:tcPr>
-            <w:tcW w:w="2422" w:type="dxa"/>
+            <w:tcW w:w="0" w:type="auto"/>
           </w:tcPr>
           <w:p>
             <w:r>
@@ -3040,7 +3077,7 @@
         </w:trPr>
         <w:tc>
           <w:tcPr>
-            <w:tcW w:w="2422" w:type="dxa"/>
+            <w:tcW w:w="0" w:type="auto"/>
           </w:tcPr>
           <w:p>
             <w:r>
@@ -3050,7 +3087,7 @@
         </w:tc>
         <w:tc>
           <w:tcPr>
-            <w:tcW w:w="2422" w:type="dxa"/>
+            <w:tcW w:w="0" w:type="auto"/>
           </w:tcPr>
           <w:p>
             <w:r>
@@ -3060,7 +3097,7 @@
         </w:tc>
         <w:tc>
           <w:tcPr>
-            <w:tcW w:w="2422" w:type="dxa"/>
+            <w:tcW w:w="0" w:type="auto"/>
           </w:tcPr>
           <w:p>
             <w:r>
@@ -3070,7 +3107,7 @@
         </w:tc>
         <w:tc>
           <w:tcPr>
-            <w:tcW w:w="2422" w:type="dxa"/>
+            <w:tcW w:w="0" w:type="auto"/>
           </w:tcPr>
           <w:p>
             <w:r>
@@ -3085,7 +3122,7 @@
         </w:trPr>
         <w:tc>
           <w:tcPr>
-            <w:tcW w:w="2422" w:type="dxa"/>
+            <w:tcW w:w="0" w:type="auto"/>
           </w:tcPr>
           <w:p>
             <w:r>
@@ -3095,7 +3132,7 @@
         </w:tc>
         <w:tc>
           <w:tcPr>
-            <w:tcW w:w="2422" w:type="dxa"/>
+            <w:tcW w:w="0" w:type="auto"/>
           </w:tcPr>
           <w:p>
             <w:r>
@@ -3105,7 +3142,7 @@
         </w:tc>
         <w:tc>
           <w:tcPr>
-            <w:tcW w:w="2422" w:type="dxa"/>
+            <w:tcW w:w="0" w:type="auto"/>
           </w:tcPr>
           <w:p>
             <w:r>
@@ -3115,7 +3152,7 @@
         </w:tc>
         <w:tc>
           <w:tcPr>
-            <w:tcW w:w="2422" w:type="dxa"/>
+            <w:tcW w:w="0" w:type="auto"/>
           </w:tcPr>
           <w:p>
             <w:r>
@@ -3153,9 +3190,9 @@
         <w:tblLook w:val="04A0" w:firstRow="1" w:lastRow="0" w:firstColumn="1" w:lastColumn="0" w:noHBand="0" w:noVBand="1"/>
       </w:tblPr>
       <w:tblGrid>
-        <w:gridCol w:w="3227"/>
-        <w:gridCol w:w="3226"/>
-        <w:gridCol w:w="3226"/>
+        <w:gridCol w:w="1269"/>
+        <w:gridCol w:w="2298"/>
+        <w:gridCol w:w="6338"/>
       </w:tblGrid>
       <w:tr>
         <w:trPr>
@@ -3163,7 +3200,7 @@
         </w:trPr>
         <w:tc>
           <w:tcPr>
-            <w:tcW w:w="3230" w:type="dxa"/>
+            <w:tcW w:w="0" w:type="auto"/>
           </w:tcPr>
           <w:p>
             <w:r>
@@ -3176,7 +3213,7 @@
         </w:tc>
         <w:tc>
           <w:tcPr>
-            <w:tcW w:w="3230" w:type="dxa"/>
+            <w:tcW w:w="0" w:type="auto"/>
           </w:tcPr>
           <w:p>
             <w:r>
@@ -3189,7 +3226,7 @@
         </w:tc>
         <w:tc>
           <w:tcPr>
-            <w:tcW w:w="3230" w:type="dxa"/>
+            <w:tcW w:w="0" w:type="auto"/>
           </w:tcPr>
           <w:p>
             <w:r>
@@ -3207,7 +3244,7 @@
         </w:trPr>
         <w:tc>
           <w:tcPr>
-            <w:tcW w:w="3230" w:type="dxa"/>
+            <w:tcW w:w="0" w:type="auto"/>
           </w:tcPr>
           <w:p>
             <w:r>
@@ -3217,7 +3254,7 @@
         </w:tc>
         <w:tc>
           <w:tcPr>
-            <w:tcW w:w="3230" w:type="dxa"/>
+            <w:tcW w:w="0" w:type="auto"/>
           </w:tcPr>
           <w:p>
             <w:r>
@@ -3227,7 +3264,7 @@
         </w:tc>
         <w:tc>
           <w:tcPr>
-            <w:tcW w:w="3230" w:type="dxa"/>
+            <w:tcW w:w="0" w:type="auto"/>
           </w:tcPr>
           <w:p>
             <w:r>
@@ -3242,7 +3279,7 @@
         </w:trPr>
         <w:tc>
           <w:tcPr>
-            <w:tcW w:w="3230" w:type="dxa"/>
+            <w:tcW w:w="0" w:type="auto"/>
           </w:tcPr>
           <w:p>
             <w:r>
@@ -3252,7 +3289,7 @@
         </w:tc>
         <w:tc>
           <w:tcPr>
-            <w:tcW w:w="3230" w:type="dxa"/>
+            <w:tcW w:w="0" w:type="auto"/>
           </w:tcPr>
           <w:p>
             <w:r>
@@ -3262,7 +3299,7 @@
         </w:tc>
         <w:tc>
           <w:tcPr>
-            <w:tcW w:w="3230" w:type="dxa"/>
+            <w:tcW w:w="0" w:type="auto"/>
           </w:tcPr>
           <w:p>
             <w:r>
@@ -3277,7 +3314,7 @@
         </w:trPr>
         <w:tc>
           <w:tcPr>
-            <w:tcW w:w="3230" w:type="dxa"/>
+            <w:tcW w:w="0" w:type="auto"/>
           </w:tcPr>
           <w:p>
             <w:r>
@@ -3287,7 +3324,7 @@
         </w:tc>
         <w:tc>
           <w:tcPr>
-            <w:tcW w:w="3230" w:type="dxa"/>
+            <w:tcW w:w="0" w:type="auto"/>
           </w:tcPr>
           <w:p>
             <w:r>
@@ -3297,7 +3334,7 @@
         </w:tc>
         <w:tc>
           <w:tcPr>
-            <w:tcW w:w="3230" w:type="dxa"/>
+            <w:tcW w:w="0" w:type="auto"/>
           </w:tcPr>
           <w:p>
             <w:r>
@@ -3335,10 +3372,10 @@
         <w:tblLook w:val="04A0" w:firstRow="1" w:lastRow="0" w:firstColumn="1" w:lastColumn="0" w:noHBand="0" w:noVBand="1"/>
       </w:tblPr>
       <w:tblGrid>
-        <w:gridCol w:w="2420"/>
-        <w:gridCol w:w="2420"/>
-        <w:gridCol w:w="2419"/>
-        <w:gridCol w:w="2420"/>
+        <w:gridCol w:w="2301"/>
+        <w:gridCol w:w="1270"/>
+        <w:gridCol w:w="2795"/>
+        <w:gridCol w:w="3539"/>
       </w:tblGrid>
       <w:tr>
         <w:trPr>
@@ -3346,7 +3383,7 @@
         </w:trPr>
         <w:tc>
           <w:tcPr>
-            <w:tcW w:w="2422" w:type="dxa"/>
+            <w:tcW w:w="0" w:type="auto"/>
           </w:tcPr>
           <w:p>
             <w:r>
@@ -3359,7 +3396,7 @@
         </w:tc>
         <w:tc>
           <w:tcPr>
-            <w:tcW w:w="2422" w:type="dxa"/>
+            <w:tcW w:w="0" w:type="auto"/>
           </w:tcPr>
           <w:p>
             <w:r>
@@ -3372,7 +3409,7 @@
         </w:tc>
         <w:tc>
           <w:tcPr>
-            <w:tcW w:w="2422" w:type="dxa"/>
+            <w:tcW w:w="0" w:type="auto"/>
           </w:tcPr>
           <w:p>
             <w:r>
@@ -3385,7 +3422,7 @@
         </w:tc>
         <w:tc>
           <w:tcPr>
-            <w:tcW w:w="2422" w:type="dxa"/>
+            <w:tcW w:w="0" w:type="auto"/>
           </w:tcPr>
           <w:p>
             <w:r>
@@ -3403,7 +3440,7 @@
         </w:trPr>
         <w:tc>
           <w:tcPr>
-            <w:tcW w:w="2422" w:type="dxa"/>
+            <w:tcW w:w="0" w:type="auto"/>
           </w:tcPr>
           <w:p>
             <w:r>
@@ -3413,7 +3450,7 @@
         </w:tc>
         <w:tc>
           <w:tcPr>
-            <w:tcW w:w="2422" w:type="dxa"/>
+            <w:tcW w:w="0" w:type="auto"/>
           </w:tcPr>
           <w:p>
             <w:r>
@@ -3423,7 +3460,7 @@
         </w:tc>
         <w:tc>
           <w:tcPr>
-            <w:tcW w:w="2422" w:type="dxa"/>
+            <w:tcW w:w="0" w:type="auto"/>
           </w:tcPr>
           <w:p>
             <w:r>
@@ -3433,7 +3470,7 @@
         </w:tc>
         <w:tc>
           <w:tcPr>
-            <w:tcW w:w="2422" w:type="dxa"/>
+            <w:tcW w:w="0" w:type="auto"/>
           </w:tcPr>
           <w:p>
             <w:r>
@@ -3448,7 +3485,7 @@
         </w:trPr>
         <w:tc>
           <w:tcPr>
-            <w:tcW w:w="2422" w:type="dxa"/>
+            <w:tcW w:w="0" w:type="auto"/>
           </w:tcPr>
           <w:p>
             <w:r>
@@ -3458,7 +3495,7 @@
         </w:tc>
         <w:tc>
           <w:tcPr>
-            <w:tcW w:w="2422" w:type="dxa"/>
+            <w:tcW w:w="0" w:type="auto"/>
           </w:tcPr>
           <w:p>
             <w:r>
@@ -3468,7 +3505,7 @@
         </w:tc>
         <w:tc>
           <w:tcPr>
-            <w:tcW w:w="2422" w:type="dxa"/>
+            <w:tcW w:w="0" w:type="auto"/>
           </w:tcPr>
           <w:p>
             <w:r>
@@ -3478,7 +3515,7 @@
         </w:tc>
         <w:tc>
           <w:tcPr>
-            <w:tcW w:w="2422" w:type="dxa"/>
+            <w:tcW w:w="0" w:type="auto"/>
           </w:tcPr>
           <w:p>
             <w:r>
@@ -3493,7 +3530,7 @@
         </w:trPr>
         <w:tc>
           <w:tcPr>
-            <w:tcW w:w="2422" w:type="dxa"/>
+            <w:tcW w:w="0" w:type="auto"/>
           </w:tcPr>
           <w:p>
             <w:r>
@@ -3503,7 +3540,7 @@
         </w:tc>
         <w:tc>
           <w:tcPr>
-            <w:tcW w:w="2422" w:type="dxa"/>
+            <w:tcW w:w="0" w:type="auto"/>
           </w:tcPr>
           <w:p>
             <w:r>
@@ -3513,7 +3550,7 @@
         </w:tc>
         <w:tc>
           <w:tcPr>
-            <w:tcW w:w="2422" w:type="dxa"/>
+            <w:tcW w:w="0" w:type="auto"/>
           </w:tcPr>
           <w:p>
             <w:r>
@@ -3523,7 +3560,7 @@
         </w:tc>
         <w:tc>
           <w:tcPr>
-            <w:tcW w:w="2422" w:type="dxa"/>
+            <w:tcW w:w="0" w:type="auto"/>
           </w:tcPr>
           <w:p>
             <w:r>
@@ -3538,7 +3575,7 @@
         </w:trPr>
         <w:tc>
           <w:tcPr>
-            <w:tcW w:w="2422" w:type="dxa"/>
+            <w:tcW w:w="0" w:type="auto"/>
           </w:tcPr>
           <w:p>
             <w:r>
@@ -3548,7 +3585,7 @@
         </w:tc>
         <w:tc>
           <w:tcPr>
-            <w:tcW w:w="2422" w:type="dxa"/>
+            <w:tcW w:w="0" w:type="auto"/>
           </w:tcPr>
           <w:p>
             <w:r>
@@ -3558,7 +3595,7 @@
         </w:tc>
         <w:tc>
           <w:tcPr>
-            <w:tcW w:w="2422" w:type="dxa"/>
+            <w:tcW w:w="0" w:type="auto"/>
           </w:tcPr>
           <w:p>
             <w:r>
@@ -3568,7 +3605,7 @@
         </w:tc>
         <w:tc>
           <w:tcPr>
-            <w:tcW w:w="2422" w:type="dxa"/>
+            <w:tcW w:w="0" w:type="auto"/>
           </w:tcPr>
           <w:p>
             <w:r>
@@ -3606,12 +3643,12 @@
         <w:tblLook w:val="04A0" w:firstRow="1" w:lastRow="0" w:firstColumn="1" w:lastColumn="0" w:noHBand="0" w:noVBand="1"/>
       </w:tblPr>
       <w:tblGrid>
-        <w:gridCol w:w="655"/>
-        <w:gridCol w:w="1166"/>
-        <w:gridCol w:w="1320"/>
-        <w:gridCol w:w="2450"/>
-        <w:gridCol w:w="2519"/>
-        <w:gridCol w:w="1569"/>
+        <w:gridCol w:w="669"/>
+        <w:gridCol w:w="1191"/>
+        <w:gridCol w:w="1349"/>
+        <w:gridCol w:w="2510"/>
+        <w:gridCol w:w="2581"/>
+        <w:gridCol w:w="1605"/>
       </w:tblGrid>
       <w:tr>
         <w:trPr>
@@ -3619,7 +3656,7 @@
         </w:trPr>
         <w:tc>
           <w:tcPr>
-            <w:tcW w:w="1615" w:type="dxa"/>
+            <w:tcW w:w="0" w:type="auto"/>
           </w:tcPr>
           <w:p>
             <w:r>
@@ -3632,7 +3669,7 @@
         </w:tc>
         <w:tc>
           <w:tcPr>
-            <w:tcW w:w="1615" w:type="dxa"/>
+            <w:tcW w:w="0" w:type="auto"/>
           </w:tcPr>
           <w:p>
             <w:r>
@@ -3645,7 +3682,7 @@
         </w:tc>
         <w:tc>
           <w:tcPr>
-            <w:tcW w:w="1615" w:type="dxa"/>
+            <w:tcW w:w="0" w:type="auto"/>
           </w:tcPr>
           <w:p>
             <w:r>
@@ -3658,7 +3695,7 @@
         </w:tc>
         <w:tc>
           <w:tcPr>
-            <w:tcW w:w="1615" w:type="dxa"/>
+            <w:tcW w:w="0" w:type="auto"/>
           </w:tcPr>
           <w:p>
             <w:r>
@@ -3671,7 +3708,7 @@
         </w:tc>
         <w:tc>
           <w:tcPr>
-            <w:tcW w:w="1615" w:type="dxa"/>
+            <w:tcW w:w="0" w:type="auto"/>
           </w:tcPr>
           <w:p>
             <w:r>
@@ -3684,7 +3721,7 @@
         </w:tc>
         <w:tc>
           <w:tcPr>
-            <w:tcW w:w="1615" w:type="dxa"/>
+            <w:tcW w:w="0" w:type="auto"/>
           </w:tcPr>
           <w:p>
             <w:r>
@@ -3702,32 +3739,27 @@
         </w:trPr>
         <w:tc>
           <w:tcPr>
-            <w:tcW w:w="1615" w:type="dxa"/>
-          </w:tcPr>
-          <w:p>
-            <w:r>
-              <w:t>TC-MT-</w:t>
-            </w:r>
-            <w:r>
-              <w:lastRenderedPageBreak/>
-              <w:t>UT-M2-01</w:t>
-            </w:r>
-          </w:p>
-        </w:tc>
-        <w:tc>
-          <w:tcPr>
-            <w:tcW w:w="1615" w:type="dxa"/>
-          </w:tcPr>
-          <w:p>
-            <w:r>
-              <w:lastRenderedPageBreak/>
+            <w:tcW w:w="0" w:type="auto"/>
+          </w:tcPr>
+          <w:p>
+            <w:r>
+              <w:t>TC-MT-UT-M2-01</w:t>
+            </w:r>
+          </w:p>
+        </w:tc>
+        <w:tc>
+          <w:tcPr>
+            <w:tcW w:w="0" w:type="auto"/>
+          </w:tcPr>
+          <w:p>
+            <w:r>
               <w:t>M2, M1</w:t>
             </w:r>
           </w:p>
         </w:tc>
         <w:tc>
           <w:tcPr>
-            <w:tcW w:w="1615" w:type="dxa"/>
+            <w:tcW w:w="0" w:type="auto"/>
           </w:tcPr>
           <w:p>
             <w:r>
@@ -3737,45 +3769,31 @@
         </w:tc>
         <w:tc>
           <w:tcPr>
-            <w:tcW w:w="1615" w:type="dxa"/>
-          </w:tcPr>
-          <w:p>
-            <w:r>
-              <w:t xml:space="preserve">Valid order payload; stripe.Token.create </w:t>
-            </w:r>
-            <w:r>
-              <w:lastRenderedPageBreak/>
-              <w:t>mocked to raise AuthenticationError</w:t>
-            </w:r>
-          </w:p>
-        </w:tc>
-        <w:tc>
-          <w:tcPr>
-            <w:tcW w:w="1615" w:type="dxa"/>
-          </w:tcPr>
-          <w:p>
-            <w:r>
-              <w:lastRenderedPageBreak/>
-              <w:t xml:space="preserve">HTTP 400, payment error message, no </w:t>
-            </w:r>
-            <w:r>
-              <w:lastRenderedPageBreak/>
-              <w:t>Order or Payment saved</w:t>
-            </w:r>
-          </w:p>
-        </w:tc>
-        <w:tc>
-          <w:tcPr>
-            <w:tcW w:w="1615" w:type="dxa"/>
-          </w:tcPr>
-          <w:p>
-            <w:r>
-              <w:lastRenderedPageBreak/>
-              <w:t xml:space="preserve">Observed HTTP 400 </w:t>
-            </w:r>
-            <w:r>
-              <w:lastRenderedPageBreak/>
-              <w:t>with rollback; test passed</w:t>
+            <w:tcW w:w="0" w:type="auto"/>
+          </w:tcPr>
+          <w:p>
+            <w:r>
+              <w:t>Valid order payload; stripe.Token.create mocked to raise AuthenticationError</w:t>
+            </w:r>
+          </w:p>
+        </w:tc>
+        <w:tc>
+          <w:tcPr>
+            <w:tcW w:w="0" w:type="auto"/>
+          </w:tcPr>
+          <w:p>
+            <w:r>
+              <w:t>HTTP 400, payment error message, no Order or Payment saved</w:t>
+            </w:r>
+          </w:p>
+        </w:tc>
+        <w:tc>
+          <w:tcPr>
+            <w:tcW w:w="0" w:type="auto"/>
+          </w:tcPr>
+          <w:p>
+            <w:r>
+              <w:t>Observed HTTP 400 with rollback; test passed</w:t>
             </w:r>
           </w:p>
         </w:tc>
@@ -3786,18 +3804,17 @@
         </w:trPr>
         <w:tc>
           <w:tcPr>
-            <w:tcW w:w="1615" w:type="dxa"/>
-          </w:tcPr>
-          <w:p>
-            <w:r>
-              <w:lastRenderedPageBreak/>
+            <w:tcW w:w="0" w:type="auto"/>
+          </w:tcPr>
+          <w:p>
+            <w:r>
               <w:t>TC-MT-UT-M2-02</w:t>
             </w:r>
           </w:p>
         </w:tc>
         <w:tc>
           <w:tcPr>
-            <w:tcW w:w="1615" w:type="dxa"/>
+            <w:tcW w:w="0" w:type="auto"/>
           </w:tcPr>
           <w:p>
             <w:r>
@@ -3807,7 +3824,7 @@
         </w:tc>
         <w:tc>
           <w:tcPr>
-            <w:tcW w:w="1615" w:type="dxa"/>
+            <w:tcW w:w="0" w:type="auto"/>
           </w:tcPr>
           <w:p>
             <w:r>
@@ -3817,7 +3834,7 @@
         </w:tc>
         <w:tc>
           <w:tcPr>
-            <w:tcW w:w="1615" w:type="dxa"/>
+            <w:tcW w:w="0" w:type="auto"/>
           </w:tcPr>
           <w:p>
             <w:r>
@@ -3827,7 +3844,7 @@
         </w:tc>
         <w:tc>
           <w:tcPr>
-            <w:tcW w:w="1615" w:type="dxa"/>
+            <w:tcW w:w="0" w:type="auto"/>
           </w:tcPr>
           <w:p>
             <w:r>
@@ -3837,7 +3854,7 @@
         </w:tc>
         <w:tc>
           <w:tcPr>
-            <w:tcW w:w="1615" w:type="dxa"/>
+            <w:tcW w:w="0" w:type="auto"/>
           </w:tcPr>
           <w:p>
             <w:r>
@@ -3852,27 +3869,32 @@
         </w:trPr>
         <w:tc>
           <w:tcPr>
-            <w:tcW w:w="1615" w:type="dxa"/>
-          </w:tcPr>
-          <w:p>
-            <w:r>
-              <w:t>TC-MT-UT-M6-01</w:t>
-            </w:r>
-          </w:p>
-        </w:tc>
-        <w:tc>
-          <w:tcPr>
-            <w:tcW w:w="1615" w:type="dxa"/>
-          </w:tcPr>
-          <w:p>
-            <w:r>
+            <w:tcW w:w="0" w:type="auto"/>
+          </w:tcPr>
+          <w:p>
+            <w:r>
+              <w:t>TC-</w:t>
+            </w:r>
+            <w:r>
+              <w:lastRenderedPageBreak/>
+              <w:t>MT-UT-M6-01</w:t>
+            </w:r>
+          </w:p>
+        </w:tc>
+        <w:tc>
+          <w:tcPr>
+            <w:tcW w:w="0" w:type="auto"/>
+          </w:tcPr>
+          <w:p>
+            <w:r>
+              <w:lastRenderedPageBreak/>
               <w:t>M6</w:t>
             </w:r>
           </w:p>
         </w:tc>
         <w:tc>
           <w:tcPr>
-            <w:tcW w:w="1615" w:type="dxa"/>
+            <w:tcW w:w="0" w:type="auto"/>
           </w:tcPr>
           <w:p>
             <w:r>
@@ -3882,31 +3904,45 @@
         </w:tc>
         <w:tc>
           <w:tcPr>
-            <w:tcW w:w="1615" w:type="dxa"/>
-          </w:tcPr>
-          <w:p>
-            <w:r>
-              <w:t>AddressSerializer input with zip_code = 123456</w:t>
-            </w:r>
-          </w:p>
-        </w:tc>
-        <w:tc>
-          <w:tcPr>
-            <w:tcW w:w="1615" w:type="dxa"/>
-          </w:tcPr>
-          <w:p>
-            <w:r>
-              <w:t>Serializer invalid; zip_code validation error returned</w:t>
-            </w:r>
-          </w:p>
-        </w:tc>
-        <w:tc>
-          <w:tcPr>
-            <w:tcW w:w="1615" w:type="dxa"/>
-          </w:tcPr>
-          <w:p>
-            <w:r>
-              <w:t>zip_code error observed; test passed</w:t>
+            <w:tcW w:w="0" w:type="auto"/>
+          </w:tcPr>
+          <w:p>
+            <w:r>
+              <w:t xml:space="preserve">AddressSerializer input </w:t>
+            </w:r>
+            <w:r>
+              <w:lastRenderedPageBreak/>
+              <w:t>with zip_code = 123456</w:t>
+            </w:r>
+          </w:p>
+        </w:tc>
+        <w:tc>
+          <w:tcPr>
+            <w:tcW w:w="0" w:type="auto"/>
+          </w:tcPr>
+          <w:p>
+            <w:r>
+              <w:lastRenderedPageBreak/>
+              <w:t xml:space="preserve">Serializer invalid; </w:t>
+            </w:r>
+            <w:r>
+              <w:lastRenderedPageBreak/>
+              <w:t>zip_code validation error returned</w:t>
+            </w:r>
+          </w:p>
+        </w:tc>
+        <w:tc>
+          <w:tcPr>
+            <w:tcW w:w="0" w:type="auto"/>
+          </w:tcPr>
+          <w:p>
+            <w:r>
+              <w:lastRenderedPageBreak/>
+              <w:t xml:space="preserve">zip_code </w:t>
+            </w:r>
+            <w:r>
+              <w:lastRenderedPageBreak/>
+              <w:t>error observed; test passed</w:t>
             </w:r>
           </w:p>
         </w:tc>
@@ -3917,17 +3953,18 @@
         </w:trPr>
         <w:tc>
           <w:tcPr>
-            <w:tcW w:w="1615" w:type="dxa"/>
-          </w:tcPr>
-          <w:p>
-            <w:r>
+            <w:tcW w:w="0" w:type="auto"/>
+          </w:tcPr>
+          <w:p>
+            <w:r>
+              <w:lastRenderedPageBreak/>
               <w:t>TC-MT-UT-M6-02</w:t>
             </w:r>
           </w:p>
         </w:tc>
         <w:tc>
           <w:tcPr>
-            <w:tcW w:w="1615" w:type="dxa"/>
+            <w:tcW w:w="0" w:type="auto"/>
           </w:tcPr>
           <w:p>
             <w:r>
@@ -3937,7 +3974,7 @@
         </w:tc>
         <w:tc>
           <w:tcPr>
-            <w:tcW w:w="1615" w:type="dxa"/>
+            <w:tcW w:w="0" w:type="auto"/>
           </w:tcPr>
           <w:p>
             <w:r>
@@ -3947,7 +3984,7 @@
         </w:tc>
         <w:tc>
           <w:tcPr>
-            <w:tcW w:w="1615" w:type="dxa"/>
+            <w:tcW w:w="0" w:type="auto"/>
           </w:tcPr>
           <w:p>
             <w:r>
@@ -3957,7 +3994,7 @@
         </w:tc>
         <w:tc>
           <w:tcPr>
-            <w:tcW w:w="1615" w:type="dxa"/>
+            <w:tcW w:w="0" w:type="auto"/>
           </w:tcPr>
           <w:p>
             <w:r>
@@ -3967,7 +4004,7 @@
         </w:tc>
         <w:tc>
           <w:tcPr>
-            <w:tcW w:w="1615" w:type="dxa"/>
+            <w:tcW w:w="0" w:type="auto"/>
           </w:tcPr>
           <w:p>
             <w:r>
@@ -3982,7 +4019,7 @@
         </w:trPr>
         <w:tc>
           <w:tcPr>
-            <w:tcW w:w="1615" w:type="dxa"/>
+            <w:tcW w:w="0" w:type="auto"/>
           </w:tcPr>
           <w:p>
             <w:r>
@@ -3992,7 +4029,7 @@
         </w:tc>
         <w:tc>
           <w:tcPr>
-            <w:tcW w:w="1615" w:type="dxa"/>
+            <w:tcW w:w="0" w:type="auto"/>
           </w:tcPr>
           <w:p>
             <w:r>
@@ -4002,7 +4039,7 @@
         </w:tc>
         <w:tc>
           <w:tcPr>
-            <w:tcW w:w="1615" w:type="dxa"/>
+            <w:tcW w:w="0" w:type="auto"/>
           </w:tcPr>
           <w:p>
             <w:r>
@@ -4012,7 +4049,7 @@
         </w:tc>
         <w:tc>
           <w:tcPr>
-            <w:tcW w:w="1615" w:type="dxa"/>
+            <w:tcW w:w="0" w:type="auto"/>
           </w:tcPr>
           <w:p>
             <w:r>
@@ -4022,7 +4059,7 @@
         </w:tc>
         <w:tc>
           <w:tcPr>
-            <w:tcW w:w="1615" w:type="dxa"/>
+            <w:tcW w:w="0" w:type="auto"/>
           </w:tcPr>
           <w:p>
             <w:r>
@@ -4032,7 +4069,7 @@
         </w:tc>
         <w:tc>
           <w:tcPr>
-            <w:tcW w:w="1615" w:type="dxa"/>
+            <w:tcW w:w="0" w:type="auto"/>
           </w:tcPr>
           <w:p>
             <w:r>
@@ -4047,7 +4084,7 @@
         </w:trPr>
         <w:tc>
           <w:tcPr>
-            <w:tcW w:w="1615" w:type="dxa"/>
+            <w:tcW w:w="0" w:type="auto"/>
           </w:tcPr>
           <w:p>
             <w:r>
@@ -4057,7 +4094,7 @@
         </w:tc>
         <w:tc>
           <w:tcPr>
-            <w:tcW w:w="1615" w:type="dxa"/>
+            <w:tcW w:w="0" w:type="auto"/>
           </w:tcPr>
           <w:p>
             <w:r>
@@ -4067,7 +4104,7 @@
         </w:tc>
         <w:tc>
           <w:tcPr>
-            <w:tcW w:w="1615" w:type="dxa"/>
+            <w:tcW w:w="0" w:type="auto"/>
           </w:tcPr>
           <w:p>
             <w:r>
@@ -4077,7 +4114,7 @@
         </w:tc>
         <w:tc>
           <w:tcPr>
-            <w:tcW w:w="1615" w:type="dxa"/>
+            <w:tcW w:w="0" w:type="auto"/>
           </w:tcPr>
           <w:p>
             <w:r>
@@ -4087,7 +4124,7 @@
         </w:tc>
         <w:tc>
           <w:tcPr>
-            <w:tcW w:w="1615" w:type="dxa"/>
+            <w:tcW w:w="0" w:type="auto"/>
           </w:tcPr>
           <w:p>
             <w:r>
@@ -4097,7 +4134,7 @@
         </w:tc>
         <w:tc>
           <w:tcPr>
-            <w:tcW w:w="1615" w:type="dxa"/>
+            <w:tcW w:w="0" w:type="auto"/>
           </w:tcPr>
           <w:p>
             <w:r>
@@ -4112,7 +4149,7 @@
         </w:trPr>
         <w:tc>
           <w:tcPr>
-            <w:tcW w:w="1615" w:type="dxa"/>
+            <w:tcW w:w="0" w:type="auto"/>
           </w:tcPr>
           <w:p>
             <w:r>
@@ -4122,7 +4159,7 @@
         </w:tc>
         <w:tc>
           <w:tcPr>
-            <w:tcW w:w="1615" w:type="dxa"/>
+            <w:tcW w:w="0" w:type="auto"/>
           </w:tcPr>
           <w:p>
             <w:r>
@@ -4132,7 +4169,7 @@
         </w:tc>
         <w:tc>
           <w:tcPr>
-            <w:tcW w:w="1615" w:type="dxa"/>
+            <w:tcW w:w="0" w:type="auto"/>
           </w:tcPr>
           <w:p>
             <w:r>
@@ -4142,7 +4179,7 @@
         </w:tc>
         <w:tc>
           <w:tcPr>
-            <w:tcW w:w="1615" w:type="dxa"/>
+            <w:tcW w:w="0" w:type="auto"/>
           </w:tcPr>
           <w:p>
             <w:r>
@@ -4152,7 +4189,7 @@
         </w:tc>
         <w:tc>
           <w:tcPr>
-            <w:tcW w:w="1615" w:type="dxa"/>
+            <w:tcW w:w="0" w:type="auto"/>
           </w:tcPr>
           <w:p>
             <w:r>
@@ -4162,7 +4199,7 @@
         </w:tc>
         <w:tc>
           <w:tcPr>
-            <w:tcW w:w="1615" w:type="dxa"/>
+            <w:tcW w:w="0" w:type="auto"/>
           </w:tcPr>
           <w:p>
             <w:r>
@@ -4177,7 +4214,7 @@
         </w:trPr>
         <w:tc>
           <w:tcPr>
-            <w:tcW w:w="1615" w:type="dxa"/>
+            <w:tcW w:w="0" w:type="auto"/>
           </w:tcPr>
           <w:p>
             <w:r>
@@ -4187,7 +4224,7 @@
         </w:tc>
         <w:tc>
           <w:tcPr>
-            <w:tcW w:w="1615" w:type="dxa"/>
+            <w:tcW w:w="0" w:type="auto"/>
           </w:tcPr>
           <w:p>
             <w:r>
@@ -4197,7 +4234,7 @@
         </w:tc>
         <w:tc>
           <w:tcPr>
-            <w:tcW w:w="1615" w:type="dxa"/>
+            <w:tcW w:w="0" w:type="auto"/>
           </w:tcPr>
           <w:p>
             <w:r>
@@ -4207,7 +4244,7 @@
         </w:tc>
         <w:tc>
           <w:tcPr>
-            <w:tcW w:w="1615" w:type="dxa"/>
+            <w:tcW w:w="0" w:type="auto"/>
           </w:tcPr>
           <w:p>
             <w:r>
@@ -4217,7 +4254,7 @@
         </w:tc>
         <w:tc>
           <w:tcPr>
-            <w:tcW w:w="1615" w:type="dxa"/>
+            <w:tcW w:w="0" w:type="auto"/>
           </w:tcPr>
           <w:p>
             <w:r>
@@ -4227,7 +4264,7 @@
         </w:tc>
         <w:tc>
           <w:tcPr>
-            <w:tcW w:w="1615" w:type="dxa"/>
+            <w:tcW w:w="0" w:type="auto"/>
           </w:tcPr>
           <w:p>
             <w:r>
@@ -4246,7 +4283,6 @@
         <w:rPr>
           <w:b/>
         </w:rPr>
-        <w:lastRenderedPageBreak/>
         <w:t>3.5 Evidence Links and Test Mapping</w:t>
       </w:r>
     </w:p>
@@ -4266,8 +4302,8 @@
         <w:tblLook w:val="04A0" w:firstRow="1" w:lastRow="0" w:firstColumn="1" w:lastColumn="0" w:noHBand="0" w:noVBand="1"/>
       </w:tblPr>
       <w:tblGrid>
-        <w:gridCol w:w="4836"/>
-        <w:gridCol w:w="4843"/>
+        <w:gridCol w:w="2145"/>
+        <w:gridCol w:w="7760"/>
       </w:tblGrid>
       <w:tr>
         <w:trPr>
@@ -4275,7 +4311,7 @@
         </w:trPr>
         <w:tc>
           <w:tcPr>
-            <w:tcW w:w="4844" w:type="dxa"/>
+            <w:tcW w:w="0" w:type="auto"/>
           </w:tcPr>
           <w:p>
             <w:r>
@@ -4288,7 +4324,7 @@
         </w:tc>
         <w:tc>
           <w:tcPr>
-            <w:tcW w:w="4844" w:type="dxa"/>
+            <w:tcW w:w="0" w:type="auto"/>
           </w:tcPr>
           <w:p>
             <w:r>
@@ -4306,7 +4342,7 @@
         </w:trPr>
         <w:tc>
           <w:tcPr>
-            <w:tcW w:w="4844" w:type="dxa"/>
+            <w:tcW w:w="0" w:type="auto"/>
           </w:tcPr>
           <w:p>
             <w:r>
@@ -4316,7 +4352,7 @@
         </w:tc>
         <w:tc>
           <w:tcPr>
-            <w:tcW w:w="4844" w:type="dxa"/>
+            <w:tcW w:w="0" w:type="auto"/>
           </w:tcPr>
           <w:p>
             <w:r>
@@ -4331,7 +4367,7 @@
         </w:trPr>
         <w:tc>
           <w:tcPr>
-            <w:tcW w:w="4844" w:type="dxa"/>
+            <w:tcW w:w="0" w:type="auto"/>
           </w:tcPr>
           <w:p>
             <w:r>
@@ -4341,7 +4377,7 @@
         </w:tc>
         <w:tc>
           <w:tcPr>
-            <w:tcW w:w="4844" w:type="dxa"/>
+            <w:tcW w:w="0" w:type="auto"/>
           </w:tcPr>
           <w:p>
             <w:r>
@@ -4356,7 +4392,7 @@
         </w:trPr>
         <w:tc>
           <w:tcPr>
-            <w:tcW w:w="4844" w:type="dxa"/>
+            <w:tcW w:w="0" w:type="auto"/>
           </w:tcPr>
           <w:p>
             <w:r>
@@ -4366,7 +4402,7 @@
         </w:tc>
         <w:tc>
           <w:tcPr>
-            <w:tcW w:w="4844" w:type="dxa"/>
+            <w:tcW w:w="0" w:type="auto"/>
           </w:tcPr>
           <w:p>
             <w:r>
@@ -4381,7 +4417,7 @@
         </w:trPr>
         <w:tc>
           <w:tcPr>
-            <w:tcW w:w="4844" w:type="dxa"/>
+            <w:tcW w:w="0" w:type="auto"/>
           </w:tcPr>
           <w:p>
             <w:r>
@@ -4391,7 +4427,7 @@
         </w:tc>
         <w:tc>
           <w:tcPr>
-            <w:tcW w:w="4844" w:type="dxa"/>
+            <w:tcW w:w="0" w:type="auto"/>
           </w:tcPr>
           <w:p>
             <w:r>
@@ -4406,7 +4442,7 @@
         </w:trPr>
         <w:tc>
           <w:tcPr>
-            <w:tcW w:w="4844" w:type="dxa"/>
+            <w:tcW w:w="0" w:type="auto"/>
           </w:tcPr>
           <w:p>
             <w:r>
@@ -4416,7 +4452,7 @@
         </w:tc>
         <w:tc>
           <w:tcPr>
-            <w:tcW w:w="4844" w:type="dxa"/>
+            <w:tcW w:w="0" w:type="auto"/>
           </w:tcPr>
           <w:p>
             <w:r>
@@ -4431,7 +4467,7 @@
         </w:trPr>
         <w:tc>
           <w:tcPr>
-            <w:tcW w:w="4844" w:type="dxa"/>
+            <w:tcW w:w="0" w:type="auto"/>
           </w:tcPr>
           <w:p>
             <w:r>
@@ -4441,7 +4477,7 @@
         </w:tc>
         <w:tc>
           <w:tcPr>
-            <w:tcW w:w="4844" w:type="dxa"/>
+            <w:tcW w:w="0" w:type="auto"/>
           </w:tcPr>
           <w:p>
             <w:r>
@@ -4456,7 +4492,7 @@
         </w:trPr>
         <w:tc>
           <w:tcPr>
-            <w:tcW w:w="4844" w:type="dxa"/>
+            <w:tcW w:w="0" w:type="auto"/>
           </w:tcPr>
           <w:p>
             <w:r>
@@ -4466,7 +4502,7 @@
         </w:tc>
         <w:tc>
           <w:tcPr>
-            <w:tcW w:w="4844" w:type="dxa"/>
+            <w:tcW w:w="0" w:type="auto"/>
           </w:tcPr>
           <w:p>
             <w:r>
@@ -4493,8 +4529,8 @@
         <w:tblLook w:val="04A0" w:firstRow="1" w:lastRow="0" w:firstColumn="1" w:lastColumn="0" w:noHBand="0" w:noVBand="1"/>
       </w:tblPr>
       <w:tblGrid>
-        <w:gridCol w:w="4839"/>
-        <w:gridCol w:w="4840"/>
+        <w:gridCol w:w="2189"/>
+        <w:gridCol w:w="7341"/>
       </w:tblGrid>
       <w:tr>
         <w:trPr>
@@ -4502,7 +4538,7 @@
         </w:trPr>
         <w:tc>
           <w:tcPr>
-            <w:tcW w:w="4844" w:type="dxa"/>
+            <w:tcW w:w="0" w:type="auto"/>
           </w:tcPr>
           <w:p>
             <w:r>
@@ -4515,7 +4551,7 @@
         </w:tc>
         <w:tc>
           <w:tcPr>
-            <w:tcW w:w="4844" w:type="dxa"/>
+            <w:tcW w:w="0" w:type="auto"/>
           </w:tcPr>
           <w:p>
             <w:r>
@@ -4533,17 +4569,18 @@
         </w:trPr>
         <w:tc>
           <w:tcPr>
-            <w:tcW w:w="4844" w:type="dxa"/>
-          </w:tcPr>
-          <w:p>
-            <w:r>
+            <w:tcW w:w="0" w:type="auto"/>
+          </w:tcPr>
+          <w:p>
+            <w:r>
+              <w:lastRenderedPageBreak/>
               <w:t>TC-MT-UT-M2-01</w:t>
             </w:r>
           </w:p>
         </w:tc>
         <w:tc>
           <w:tcPr>
-            <w:tcW w:w="4844" w:type="dxa"/>
+            <w:tcW w:w="0" w:type="auto"/>
           </w:tcPr>
           <w:p>
             <w:r>
@@ -4558,7 +4595,7 @@
         </w:trPr>
         <w:tc>
           <w:tcPr>
-            <w:tcW w:w="4844" w:type="dxa"/>
+            <w:tcW w:w="0" w:type="auto"/>
           </w:tcPr>
           <w:p>
             <w:r>
@@ -4568,7 +4605,7 @@
         </w:tc>
         <w:tc>
           <w:tcPr>
-            <w:tcW w:w="4844" w:type="dxa"/>
+            <w:tcW w:w="0" w:type="auto"/>
           </w:tcPr>
           <w:p>
             <w:r>
@@ -4583,7 +4620,7 @@
         </w:trPr>
         <w:tc>
           <w:tcPr>
-            <w:tcW w:w="4844" w:type="dxa"/>
+            <w:tcW w:w="0" w:type="auto"/>
           </w:tcPr>
           <w:p>
             <w:r>
@@ -4593,7 +4630,7 @@
         </w:tc>
         <w:tc>
           <w:tcPr>
-            <w:tcW w:w="4844" w:type="dxa"/>
+            <w:tcW w:w="0" w:type="auto"/>
           </w:tcPr>
           <w:p>
             <w:r>
@@ -4608,7 +4645,7 @@
         </w:trPr>
         <w:tc>
           <w:tcPr>
-            <w:tcW w:w="4844" w:type="dxa"/>
+            <w:tcW w:w="0" w:type="auto"/>
           </w:tcPr>
           <w:p>
             <w:r>
@@ -4618,7 +4655,7 @@
         </w:tc>
         <w:tc>
           <w:tcPr>
-            <w:tcW w:w="4844" w:type="dxa"/>
+            <w:tcW w:w="0" w:type="auto"/>
           </w:tcPr>
           <w:p>
             <w:r>
@@ -4633,7 +4670,7 @@
         </w:trPr>
         <w:tc>
           <w:tcPr>
-            <w:tcW w:w="4844" w:type="dxa"/>
+            <w:tcW w:w="0" w:type="auto"/>
           </w:tcPr>
           <w:p>
             <w:r>
@@ -4643,7 +4680,7 @@
         </w:tc>
         <w:tc>
           <w:tcPr>
-            <w:tcW w:w="4844" w:type="dxa"/>
+            <w:tcW w:w="0" w:type="auto"/>
           </w:tcPr>
           <w:p>
             <w:r>
@@ -4658,7 +4695,7 @@
         </w:trPr>
         <w:tc>
           <w:tcPr>
-            <w:tcW w:w="4844" w:type="dxa"/>
+            <w:tcW w:w="0" w:type="auto"/>
           </w:tcPr>
           <w:p>
             <w:r>
@@ -4668,7 +4705,7 @@
         </w:tc>
         <w:tc>
           <w:tcPr>
-            <w:tcW w:w="4844" w:type="dxa"/>
+            <w:tcW w:w="0" w:type="auto"/>
           </w:tcPr>
           <w:p>
             <w:r>
@@ -4683,7 +4720,7 @@
         </w:trPr>
         <w:tc>
           <w:tcPr>
-            <w:tcW w:w="4844" w:type="dxa"/>
+            <w:tcW w:w="0" w:type="auto"/>
           </w:tcPr>
           <w:p>
             <w:r>
@@ -4693,7 +4730,7 @@
         </w:tc>
         <w:tc>
           <w:tcPr>
-            <w:tcW w:w="4844" w:type="dxa"/>
+            <w:tcW w:w="0" w:type="auto"/>
           </w:tcPr>
           <w:p>
             <w:r>
@@ -4708,7 +4745,7 @@
         </w:trPr>
         <w:tc>
           <w:tcPr>
-            <w:tcW w:w="4844" w:type="dxa"/>
+            <w:tcW w:w="0" w:type="auto"/>
           </w:tcPr>
           <w:p>
             <w:r>
@@ -4718,7 +4755,7 @@
         </w:tc>
         <w:tc>
           <w:tcPr>
-            <w:tcW w:w="4844" w:type="dxa"/>
+            <w:tcW w:w="0" w:type="auto"/>
           </w:tcPr>
           <w:p>
             <w:r>
@@ -4768,10 +4805,10 @@
         <w:tblLook w:val="04A0" w:firstRow="1" w:lastRow="0" w:firstColumn="1" w:lastColumn="0" w:noHBand="0" w:noVBand="1"/>
       </w:tblPr>
       <w:tblGrid>
-        <w:gridCol w:w="2420"/>
-        <w:gridCol w:w="2420"/>
-        <w:gridCol w:w="2420"/>
-        <w:gridCol w:w="2419"/>
+        <w:gridCol w:w="2802"/>
+        <w:gridCol w:w="1876"/>
+        <w:gridCol w:w="3608"/>
+        <w:gridCol w:w="1192"/>
       </w:tblGrid>
       <w:tr>
         <w:trPr>
@@ -4779,7 +4816,7 @@
         </w:trPr>
         <w:tc>
           <w:tcPr>
-            <w:tcW w:w="2422" w:type="dxa"/>
+            <w:tcW w:w="0" w:type="auto"/>
           </w:tcPr>
           <w:p>
             <w:r>
@@ -4792,7 +4829,7 @@
         </w:tc>
         <w:tc>
           <w:tcPr>
-            <w:tcW w:w="2422" w:type="dxa"/>
+            <w:tcW w:w="0" w:type="auto"/>
           </w:tcPr>
           <w:p>
             <w:r>
@@ -4805,7 +4842,7 @@
         </w:tc>
         <w:tc>
           <w:tcPr>
-            <w:tcW w:w="2422" w:type="dxa"/>
+            <w:tcW w:w="0" w:type="auto"/>
           </w:tcPr>
           <w:p>
             <w:r>
@@ -4818,7 +4855,7 @@
         </w:tc>
         <w:tc>
           <w:tcPr>
-            <w:tcW w:w="2422" w:type="dxa"/>
+            <w:tcW w:w="0" w:type="auto"/>
           </w:tcPr>
           <w:p>
             <w:r>
@@ -4836,7 +4873,7 @@
         </w:trPr>
         <w:tc>
           <w:tcPr>
-            <w:tcW w:w="2422" w:type="dxa"/>
+            <w:tcW w:w="0" w:type="auto"/>
           </w:tcPr>
           <w:p>
             <w:r>
@@ -4846,7 +4883,7 @@
         </w:tc>
         <w:tc>
           <w:tcPr>
-            <w:tcW w:w="2422" w:type="dxa"/>
+            <w:tcW w:w="0" w:type="auto"/>
           </w:tcPr>
           <w:p>
             <w:r>
@@ -4856,7 +4893,7 @@
         </w:tc>
         <w:tc>
           <w:tcPr>
-            <w:tcW w:w="2422" w:type="dxa"/>
+            <w:tcW w:w="0" w:type="auto"/>
           </w:tcPr>
           <w:p>
             <w:r>
@@ -4866,7 +4903,7 @@
         </w:tc>
         <w:tc>
           <w:tcPr>
-            <w:tcW w:w="2422" w:type="dxa"/>
+            <w:tcW w:w="0" w:type="auto"/>
           </w:tcPr>
           <w:p>
             <w:r>
@@ -4881,7 +4918,7 @@
         </w:trPr>
         <w:tc>
           <w:tcPr>
-            <w:tcW w:w="2422" w:type="dxa"/>
+            <w:tcW w:w="0" w:type="auto"/>
           </w:tcPr>
           <w:p>
             <w:r>
@@ -4891,7 +4928,7 @@
         </w:tc>
         <w:tc>
           <w:tcPr>
-            <w:tcW w:w="2422" w:type="dxa"/>
+            <w:tcW w:w="0" w:type="auto"/>
           </w:tcPr>
           <w:p>
             <w:r>
@@ -4901,7 +4938,7 @@
         </w:tc>
         <w:tc>
           <w:tcPr>
-            <w:tcW w:w="2422" w:type="dxa"/>
+            <w:tcW w:w="0" w:type="auto"/>
           </w:tcPr>
           <w:p>
             <w:r>
@@ -4911,7 +4948,7 @@
         </w:tc>
         <w:tc>
           <w:tcPr>
-            <w:tcW w:w="2422" w:type="dxa"/>
+            <w:tcW w:w="0" w:type="auto"/>
           </w:tcPr>
           <w:p>
             <w:r>
@@ -4926,7 +4963,7 @@
         </w:trPr>
         <w:tc>
           <w:tcPr>
-            <w:tcW w:w="2422" w:type="dxa"/>
+            <w:tcW w:w="0" w:type="auto"/>
           </w:tcPr>
           <w:p>
             <w:r>
@@ -4936,7 +4973,7 @@
         </w:tc>
         <w:tc>
           <w:tcPr>
-            <w:tcW w:w="2422" w:type="dxa"/>
+            <w:tcW w:w="0" w:type="auto"/>
           </w:tcPr>
           <w:p>
             <w:r>
@@ -4946,7 +4983,7 @@
         </w:tc>
         <w:tc>
           <w:tcPr>
-            <w:tcW w:w="2422" w:type="dxa"/>
+            <w:tcW w:w="0" w:type="auto"/>
           </w:tcPr>
           <w:p>
             <w:r>
@@ -4956,7 +4993,7 @@
         </w:tc>
         <w:tc>
           <w:tcPr>
-            <w:tcW w:w="2422" w:type="dxa"/>
+            <w:tcW w:w="0" w:type="auto"/>
           </w:tcPr>
           <w:p>
             <w:r>
@@ -4971,7 +5008,7 @@
         </w:trPr>
         <w:tc>
           <w:tcPr>
-            <w:tcW w:w="2422" w:type="dxa"/>
+            <w:tcW w:w="0" w:type="auto"/>
           </w:tcPr>
           <w:p>
             <w:r>
@@ -4981,7 +5018,7 @@
         </w:tc>
         <w:tc>
           <w:tcPr>
-            <w:tcW w:w="2422" w:type="dxa"/>
+            <w:tcW w:w="0" w:type="auto"/>
           </w:tcPr>
           <w:p>
             <w:r>
@@ -4991,7 +5028,7 @@
         </w:tc>
         <w:tc>
           <w:tcPr>
-            <w:tcW w:w="2422" w:type="dxa"/>
+            <w:tcW w:w="0" w:type="auto"/>
           </w:tcPr>
           <w:p>
             <w:r>
@@ -5001,7 +5038,7 @@
         </w:tc>
         <w:tc>
           <w:tcPr>
-            <w:tcW w:w="2422" w:type="dxa"/>
+            <w:tcW w:w="0" w:type="auto"/>
           </w:tcPr>
           <w:p>
             <w:r>
@@ -5016,7 +5053,7 @@
         </w:trPr>
         <w:tc>
           <w:tcPr>
-            <w:tcW w:w="2422" w:type="dxa"/>
+            <w:tcW w:w="0" w:type="auto"/>
           </w:tcPr>
           <w:p>
             <w:r>
@@ -5026,7 +5063,7 @@
         </w:tc>
         <w:tc>
           <w:tcPr>
-            <w:tcW w:w="2422" w:type="dxa"/>
+            <w:tcW w:w="0" w:type="auto"/>
           </w:tcPr>
           <w:p>
             <w:r>
@@ -5036,7 +5073,7 @@
         </w:tc>
         <w:tc>
           <w:tcPr>
-            <w:tcW w:w="2422" w:type="dxa"/>
+            <w:tcW w:w="0" w:type="auto"/>
           </w:tcPr>
           <w:p>
             <w:r>
@@ -5046,7 +5083,7 @@
         </w:tc>
         <w:tc>
           <w:tcPr>
-            <w:tcW w:w="2422" w:type="dxa"/>
+            <w:tcW w:w="0" w:type="auto"/>
           </w:tcPr>
           <w:p>
             <w:r>
@@ -5061,7 +5098,7 @@
         </w:trPr>
         <w:tc>
           <w:tcPr>
-            <w:tcW w:w="2422" w:type="dxa"/>
+            <w:tcW w:w="0" w:type="auto"/>
           </w:tcPr>
           <w:p>
             <w:r>
@@ -5071,7 +5108,7 @@
         </w:tc>
         <w:tc>
           <w:tcPr>
-            <w:tcW w:w="2422" w:type="dxa"/>
+            <w:tcW w:w="0" w:type="auto"/>
           </w:tcPr>
           <w:p>
             <w:r>
@@ -5081,7 +5118,7 @@
         </w:tc>
         <w:tc>
           <w:tcPr>
-            <w:tcW w:w="2422" w:type="dxa"/>
+            <w:tcW w:w="0" w:type="auto"/>
           </w:tcPr>
           <w:p>
             <w:r>
@@ -5091,7 +5128,7 @@
         </w:tc>
         <w:tc>
           <w:tcPr>
-            <w:tcW w:w="2422" w:type="dxa"/>
+            <w:tcW w:w="0" w:type="auto"/>
           </w:tcPr>
           <w:p>
             <w:r>
@@ -5106,7 +5143,7 @@
         </w:trPr>
         <w:tc>
           <w:tcPr>
-            <w:tcW w:w="2422" w:type="dxa"/>
+            <w:tcW w:w="0" w:type="auto"/>
           </w:tcPr>
           <w:p>
             <w:r>
@@ -5116,7 +5153,7 @@
         </w:tc>
         <w:tc>
           <w:tcPr>
-            <w:tcW w:w="2422" w:type="dxa"/>
+            <w:tcW w:w="0" w:type="auto"/>
           </w:tcPr>
           <w:p>
             <w:r>
@@ -5126,7 +5163,7 @@
         </w:tc>
         <w:tc>
           <w:tcPr>
-            <w:tcW w:w="2422" w:type="dxa"/>
+            <w:tcW w:w="0" w:type="auto"/>
           </w:tcPr>
           <w:p>
             <w:r>
@@ -5136,7 +5173,7 @@
         </w:tc>
         <w:tc>
           <w:tcPr>
-            <w:tcW w:w="2422" w:type="dxa"/>
+            <w:tcW w:w="0" w:type="auto"/>
           </w:tcPr>
           <w:p>
             <w:r>
@@ -5151,18 +5188,17 @@
         </w:trPr>
         <w:tc>
           <w:tcPr>
-            <w:tcW w:w="2422" w:type="dxa"/>
-          </w:tcPr>
-          <w:p>
-            <w:r>
-              <w:lastRenderedPageBreak/>
+            <w:tcW w:w="0" w:type="auto"/>
+          </w:tcPr>
+          <w:p>
+            <w:r>
               <w:t>E2E runtime</w:t>
             </w:r>
           </w:p>
         </w:tc>
         <w:tc>
           <w:tcPr>
-            <w:tcW w:w="2422" w:type="dxa"/>
+            <w:tcW w:w="0" w:type="auto"/>
           </w:tcPr>
           <w:p>
             <w:r>
@@ -5172,7 +5208,7 @@
         </w:tc>
         <w:tc>
           <w:tcPr>
-            <w:tcW w:w="2422" w:type="dxa"/>
+            <w:tcW w:w="0" w:type="auto"/>
           </w:tcPr>
           <w:p>
             <w:r>
@@ -5182,7 +5218,7 @@
         </w:tc>
         <w:tc>
           <w:tcPr>
-            <w:tcW w:w="2422" w:type="dxa"/>
+            <w:tcW w:w="0" w:type="auto"/>
           </w:tcPr>
           <w:p>
             <w:r>
@@ -5197,7 +5233,7 @@
         </w:trPr>
         <w:tc>
           <w:tcPr>
-            <w:tcW w:w="2422" w:type="dxa"/>
+            <w:tcW w:w="0" w:type="auto"/>
           </w:tcPr>
           <w:p>
             <w:r>
@@ -5207,7 +5243,7 @@
         </w:tc>
         <w:tc>
           <w:tcPr>
-            <w:tcW w:w="2422" w:type="dxa"/>
+            <w:tcW w:w="0" w:type="auto"/>
           </w:tcPr>
           <w:p>
             <w:r>
@@ -5217,7 +5253,7 @@
         </w:tc>
         <w:tc>
           <w:tcPr>
-            <w:tcW w:w="2422" w:type="dxa"/>
+            <w:tcW w:w="0" w:type="auto"/>
           </w:tcPr>
           <w:p>
             <w:r>
@@ -5227,7 +5263,7 @@
         </w:tc>
         <w:tc>
           <w:tcPr>
-            <w:tcW w:w="2422" w:type="dxa"/>
+            <w:tcW w:w="0" w:type="auto"/>
           </w:tcPr>
           <w:p>
             <w:r>
@@ -5254,10 +5290,10 @@
         <w:tblLook w:val="04A0" w:firstRow="1" w:lastRow="0" w:firstColumn="1" w:lastColumn="0" w:noHBand="0" w:noVBand="1"/>
       </w:tblPr>
       <w:tblGrid>
-        <w:gridCol w:w="2419"/>
-        <w:gridCol w:w="2420"/>
-        <w:gridCol w:w="2420"/>
-        <w:gridCol w:w="2420"/>
+        <w:gridCol w:w="1003"/>
+        <w:gridCol w:w="1303"/>
+        <w:gridCol w:w="2896"/>
+        <w:gridCol w:w="1756"/>
       </w:tblGrid>
       <w:tr>
         <w:trPr>
@@ -5265,7 +5301,7 @@
         </w:trPr>
         <w:tc>
           <w:tcPr>
-            <w:tcW w:w="2422" w:type="dxa"/>
+            <w:tcW w:w="0" w:type="auto"/>
           </w:tcPr>
           <w:p>
             <w:r>
@@ -5278,7 +5314,7 @@
         </w:tc>
         <w:tc>
           <w:tcPr>
-            <w:tcW w:w="2422" w:type="dxa"/>
+            <w:tcW w:w="0" w:type="auto"/>
           </w:tcPr>
           <w:p>
             <w:r>
@@ -5291,7 +5327,7 @@
         </w:tc>
         <w:tc>
           <w:tcPr>
-            <w:tcW w:w="2422" w:type="dxa"/>
+            <w:tcW w:w="0" w:type="auto"/>
           </w:tcPr>
           <w:p>
             <w:r>
@@ -5304,7 +5340,7 @@
         </w:tc>
         <w:tc>
           <w:tcPr>
-            <w:tcW w:w="2422" w:type="dxa"/>
+            <w:tcW w:w="0" w:type="auto"/>
           </w:tcPr>
           <w:p>
             <w:r>
@@ -5322,7 +5358,7 @@
         </w:trPr>
         <w:tc>
           <w:tcPr>
-            <w:tcW w:w="2422" w:type="dxa"/>
+            <w:tcW w:w="0" w:type="auto"/>
           </w:tcPr>
           <w:p>
             <w:r>
@@ -5332,7 +5368,7 @@
         </w:tc>
         <w:tc>
           <w:tcPr>
-            <w:tcW w:w="2422" w:type="dxa"/>
+            <w:tcW w:w="0" w:type="auto"/>
           </w:tcPr>
           <w:p>
             <w:r>
@@ -5342,7 +5378,7 @@
         </w:tc>
         <w:tc>
           <w:tcPr>
-            <w:tcW w:w="2422" w:type="dxa"/>
+            <w:tcW w:w="0" w:type="auto"/>
           </w:tcPr>
           <w:p>
             <w:r>
@@ -5352,7 +5388,7 @@
         </w:tc>
         <w:tc>
           <w:tcPr>
-            <w:tcW w:w="2422" w:type="dxa"/>
+            <w:tcW w:w="0" w:type="auto"/>
           </w:tcPr>
           <w:p>
             <w:r>
@@ -5367,7 +5403,7 @@
         </w:trPr>
         <w:tc>
           <w:tcPr>
-            <w:tcW w:w="2422" w:type="dxa"/>
+            <w:tcW w:w="0" w:type="auto"/>
           </w:tcPr>
           <w:p>
             <w:r>
@@ -5377,7 +5413,7 @@
         </w:tc>
         <w:tc>
           <w:tcPr>
-            <w:tcW w:w="2422" w:type="dxa"/>
+            <w:tcW w:w="0" w:type="auto"/>
           </w:tcPr>
           <w:p>
             <w:r>
@@ -5387,7 +5423,7 @@
         </w:tc>
         <w:tc>
           <w:tcPr>
-            <w:tcW w:w="2422" w:type="dxa"/>
+            <w:tcW w:w="0" w:type="auto"/>
           </w:tcPr>
           <w:p>
             <w:r>
@@ -5397,7 +5433,7 @@
         </w:tc>
         <w:tc>
           <w:tcPr>
-            <w:tcW w:w="2422" w:type="dxa"/>
+            <w:tcW w:w="0" w:type="auto"/>
           </w:tcPr>
           <w:p>
             <w:r>
@@ -5412,7 +5448,7 @@
         </w:trPr>
         <w:tc>
           <w:tcPr>
-            <w:tcW w:w="2422" w:type="dxa"/>
+            <w:tcW w:w="0" w:type="auto"/>
           </w:tcPr>
           <w:p>
             <w:r>
@@ -5422,7 +5458,7 @@
         </w:tc>
         <w:tc>
           <w:tcPr>
-            <w:tcW w:w="2422" w:type="dxa"/>
+            <w:tcW w:w="0" w:type="auto"/>
           </w:tcPr>
           <w:p>
             <w:r>
@@ -5432,7 +5468,7 @@
         </w:tc>
         <w:tc>
           <w:tcPr>
-            <w:tcW w:w="2422" w:type="dxa"/>
+            <w:tcW w:w="0" w:type="auto"/>
           </w:tcPr>
           <w:p>
             <w:r>
@@ -5442,7 +5478,7 @@
         </w:tc>
         <w:tc>
           <w:tcPr>
-            <w:tcW w:w="2422" w:type="dxa"/>
+            <w:tcW w:w="0" w:type="auto"/>
           </w:tcPr>
           <w:p>
             <w:r>
@@ -5457,7 +5493,7 @@
         </w:trPr>
         <w:tc>
           <w:tcPr>
-            <w:tcW w:w="2422" w:type="dxa"/>
+            <w:tcW w:w="0" w:type="auto"/>
           </w:tcPr>
           <w:p>
             <w:r>
@@ -5467,7 +5503,7 @@
         </w:tc>
         <w:tc>
           <w:tcPr>
-            <w:tcW w:w="2422" w:type="dxa"/>
+            <w:tcW w:w="0" w:type="auto"/>
           </w:tcPr>
           <w:p>
             <w:r>
@@ -5477,7 +5513,7 @@
         </w:tc>
         <w:tc>
           <w:tcPr>
-            <w:tcW w:w="2422" w:type="dxa"/>
+            <w:tcW w:w="0" w:type="auto"/>
           </w:tcPr>
           <w:p>
             <w:r>
@@ -5487,7 +5523,7 @@
         </w:tc>
         <w:tc>
           <w:tcPr>
-            <w:tcW w:w="2422" w:type="dxa"/>
+            <w:tcW w:w="0" w:type="auto"/>
           </w:tcPr>
           <w:p>
             <w:r>
@@ -5502,7 +5538,7 @@
         </w:trPr>
         <w:tc>
           <w:tcPr>
-            <w:tcW w:w="2422" w:type="dxa"/>
+            <w:tcW w:w="0" w:type="auto"/>
           </w:tcPr>
           <w:p>
             <w:r>
@@ -5512,7 +5548,7 @@
         </w:tc>
         <w:tc>
           <w:tcPr>
-            <w:tcW w:w="2422" w:type="dxa"/>
+            <w:tcW w:w="0" w:type="auto"/>
           </w:tcPr>
           <w:p>
             <w:r>
@@ -5522,7 +5558,7 @@
         </w:tc>
         <w:tc>
           <w:tcPr>
-            <w:tcW w:w="2422" w:type="dxa"/>
+            <w:tcW w:w="0" w:type="auto"/>
           </w:tcPr>
           <w:p>
             <w:r>
@@ -5532,7 +5568,7 @@
         </w:tc>
         <w:tc>
           <w:tcPr>
-            <w:tcW w:w="2422" w:type="dxa"/>
+            <w:tcW w:w="0" w:type="auto"/>
           </w:tcPr>
           <w:p>
             <w:r>
@@ -5547,7 +5583,7 @@
         </w:trPr>
         <w:tc>
           <w:tcPr>
-            <w:tcW w:w="2422" w:type="dxa"/>
+            <w:tcW w:w="0" w:type="auto"/>
           </w:tcPr>
           <w:p>
             <w:r>
@@ -5557,7 +5593,7 @@
         </w:tc>
         <w:tc>
           <w:tcPr>
-            <w:tcW w:w="2422" w:type="dxa"/>
+            <w:tcW w:w="0" w:type="auto"/>
           </w:tcPr>
           <w:p>
             <w:r>
@@ -5567,7 +5603,7 @@
         </w:tc>
         <w:tc>
           <w:tcPr>
-            <w:tcW w:w="2422" w:type="dxa"/>
+            <w:tcW w:w="0" w:type="auto"/>
           </w:tcPr>
           <w:p>
             <w:r>
@@ -5577,7 +5613,7 @@
         </w:tc>
         <w:tc>
           <w:tcPr>
-            <w:tcW w:w="2422" w:type="dxa"/>
+            <w:tcW w:w="0" w:type="auto"/>
           </w:tcPr>
           <w:p>
             <w:r>
@@ -5604,11 +5640,11 @@
         <w:tblLook w:val="04A0" w:firstRow="1" w:lastRow="0" w:firstColumn="1" w:lastColumn="0" w:noHBand="0" w:noVBand="1"/>
       </w:tblPr>
       <w:tblGrid>
-        <w:gridCol w:w="1937"/>
-        <w:gridCol w:w="1935"/>
-        <w:gridCol w:w="1936"/>
-        <w:gridCol w:w="1935"/>
-        <w:gridCol w:w="1936"/>
+        <w:gridCol w:w="2583"/>
+        <w:gridCol w:w="2011"/>
+        <w:gridCol w:w="2131"/>
+        <w:gridCol w:w="1150"/>
+        <w:gridCol w:w="2030"/>
       </w:tblGrid>
       <w:tr>
         <w:trPr>
@@ -5616,7 +5652,7 @@
         </w:trPr>
         <w:tc>
           <w:tcPr>
-            <w:tcW w:w="1938" w:type="dxa"/>
+            <w:tcW w:w="0" w:type="auto"/>
           </w:tcPr>
           <w:p>
             <w:r>
@@ -5629,7 +5665,7 @@
         </w:tc>
         <w:tc>
           <w:tcPr>
-            <w:tcW w:w="1938" w:type="dxa"/>
+            <w:tcW w:w="0" w:type="auto"/>
           </w:tcPr>
           <w:p>
             <w:r>
@@ -5642,7 +5678,7 @@
         </w:tc>
         <w:tc>
           <w:tcPr>
-            <w:tcW w:w="1938" w:type="dxa"/>
+            <w:tcW w:w="0" w:type="auto"/>
           </w:tcPr>
           <w:p>
             <w:r>
@@ -5655,7 +5691,7 @@
         </w:tc>
         <w:tc>
           <w:tcPr>
-            <w:tcW w:w="1938" w:type="dxa"/>
+            <w:tcW w:w="0" w:type="auto"/>
           </w:tcPr>
           <w:p>
             <w:r>
@@ -5668,7 +5704,7 @@
         </w:tc>
         <w:tc>
           <w:tcPr>
-            <w:tcW w:w="1938" w:type="dxa"/>
+            <w:tcW w:w="0" w:type="auto"/>
           </w:tcPr>
           <w:p>
             <w:r>
@@ -5686,7 +5722,7 @@
         </w:trPr>
         <w:tc>
           <w:tcPr>
-            <w:tcW w:w="1938" w:type="dxa"/>
+            <w:tcW w:w="0" w:type="auto"/>
           </w:tcPr>
           <w:p>
             <w:r>
@@ -5696,7 +5732,7 @@
         </w:tc>
         <w:tc>
           <w:tcPr>
-            <w:tcW w:w="1938" w:type="dxa"/>
+            <w:tcW w:w="0" w:type="auto"/>
           </w:tcPr>
           <w:p>
             <w:r>
@@ -5706,7 +5742,7 @@
         </w:tc>
         <w:tc>
           <w:tcPr>
-            <w:tcW w:w="1938" w:type="dxa"/>
+            <w:tcW w:w="0" w:type="auto"/>
           </w:tcPr>
           <w:p>
             <w:r>
@@ -5716,7 +5752,7 @@
         </w:tc>
         <w:tc>
           <w:tcPr>
-            <w:tcW w:w="1938" w:type="dxa"/>
+            <w:tcW w:w="0" w:type="auto"/>
           </w:tcPr>
           <w:p>
             <w:r>
@@ -5726,7 +5762,7 @@
         </w:tc>
         <w:tc>
           <w:tcPr>
-            <w:tcW w:w="1938" w:type="dxa"/>
+            <w:tcW w:w="0" w:type="auto"/>
           </w:tcPr>
           <w:p>
             <w:r>
@@ -5741,7 +5777,7 @@
         </w:trPr>
         <w:tc>
           <w:tcPr>
-            <w:tcW w:w="1938" w:type="dxa"/>
+            <w:tcW w:w="0" w:type="auto"/>
           </w:tcPr>
           <w:p>
             <w:r>
@@ -5751,7 +5787,7 @@
         </w:tc>
         <w:tc>
           <w:tcPr>
-            <w:tcW w:w="1938" w:type="dxa"/>
+            <w:tcW w:w="0" w:type="auto"/>
           </w:tcPr>
           <w:p>
             <w:r>
@@ -5761,7 +5797,7 @@
         </w:tc>
         <w:tc>
           <w:tcPr>
-            <w:tcW w:w="1938" w:type="dxa"/>
+            <w:tcW w:w="0" w:type="auto"/>
           </w:tcPr>
           <w:p>
             <w:r>
@@ -5771,7 +5807,7 @@
         </w:tc>
         <w:tc>
           <w:tcPr>
-            <w:tcW w:w="1938" w:type="dxa"/>
+            <w:tcW w:w="0" w:type="auto"/>
           </w:tcPr>
           <w:p>
             <w:r>
@@ -5781,7 +5817,7 @@
         </w:tc>
         <w:tc>
           <w:tcPr>
-            <w:tcW w:w="1938" w:type="dxa"/>
+            <w:tcW w:w="0" w:type="auto"/>
           </w:tcPr>
           <w:p>
             <w:r>
@@ -5796,7 +5832,7 @@
         </w:trPr>
         <w:tc>
           <w:tcPr>
-            <w:tcW w:w="1938" w:type="dxa"/>
+            <w:tcW w:w="0" w:type="auto"/>
           </w:tcPr>
           <w:p>
             <w:r>
@@ -5806,7 +5842,7 @@
         </w:tc>
         <w:tc>
           <w:tcPr>
-            <w:tcW w:w="1938" w:type="dxa"/>
+            <w:tcW w:w="0" w:type="auto"/>
           </w:tcPr>
           <w:p>
             <w:r>
@@ -5816,7 +5852,7 @@
         </w:tc>
         <w:tc>
           <w:tcPr>
-            <w:tcW w:w="1938" w:type="dxa"/>
+            <w:tcW w:w="0" w:type="auto"/>
           </w:tcPr>
           <w:p>
             <w:r>
@@ -5826,7 +5862,7 @@
         </w:tc>
         <w:tc>
           <w:tcPr>
-            <w:tcW w:w="1938" w:type="dxa"/>
+            <w:tcW w:w="0" w:type="auto"/>
           </w:tcPr>
           <w:p>
             <w:r>
@@ -5836,7 +5872,7 @@
         </w:tc>
         <w:tc>
           <w:tcPr>
-            <w:tcW w:w="1938" w:type="dxa"/>
+            <w:tcW w:w="0" w:type="auto"/>
           </w:tcPr>
           <w:p>
             <w:r>
@@ -5851,7 +5887,7 @@
         </w:trPr>
         <w:tc>
           <w:tcPr>
-            <w:tcW w:w="1938" w:type="dxa"/>
+            <w:tcW w:w="0" w:type="auto"/>
           </w:tcPr>
           <w:p>
             <w:r>
@@ -5861,7 +5897,7 @@
         </w:tc>
         <w:tc>
           <w:tcPr>
-            <w:tcW w:w="1938" w:type="dxa"/>
+            <w:tcW w:w="0" w:type="auto"/>
           </w:tcPr>
           <w:p>
             <w:r>
@@ -5871,7 +5907,7 @@
         </w:tc>
         <w:tc>
           <w:tcPr>
-            <w:tcW w:w="1938" w:type="dxa"/>
+            <w:tcW w:w="0" w:type="auto"/>
           </w:tcPr>
           <w:p>
             <w:r>
@@ -5881,7 +5917,7 @@
         </w:tc>
         <w:tc>
           <w:tcPr>
-            <w:tcW w:w="1938" w:type="dxa"/>
+            <w:tcW w:w="0" w:type="auto"/>
           </w:tcPr>
           <w:p>
             <w:r>
@@ -5891,7 +5927,7 @@
         </w:tc>
         <w:tc>
           <w:tcPr>
-            <w:tcW w:w="1938" w:type="dxa"/>
+            <w:tcW w:w="0" w:type="auto"/>
           </w:tcPr>
           <w:p>
             <w:r>
@@ -5906,7 +5942,7 @@
         </w:trPr>
         <w:tc>
           <w:tcPr>
-            <w:tcW w:w="1938" w:type="dxa"/>
+            <w:tcW w:w="0" w:type="auto"/>
           </w:tcPr>
           <w:p>
             <w:r>
@@ -5916,7 +5952,7 @@
         </w:tc>
         <w:tc>
           <w:tcPr>
-            <w:tcW w:w="1938" w:type="dxa"/>
+            <w:tcW w:w="0" w:type="auto"/>
           </w:tcPr>
           <w:p>
             <w:r>
@@ -5926,7 +5962,7 @@
         </w:tc>
         <w:tc>
           <w:tcPr>
-            <w:tcW w:w="1938" w:type="dxa"/>
+            <w:tcW w:w="0" w:type="auto"/>
           </w:tcPr>
           <w:p>
             <w:r>
@@ -5936,7 +5972,7 @@
         </w:tc>
         <w:tc>
           <w:tcPr>
-            <w:tcW w:w="1938" w:type="dxa"/>
+            <w:tcW w:w="0" w:type="auto"/>
           </w:tcPr>
           <w:p>
             <w:r>
@@ -5946,7 +5982,7 @@
         </w:tc>
         <w:tc>
           <w:tcPr>
-            <w:tcW w:w="1938" w:type="dxa"/>
+            <w:tcW w:w="0" w:type="auto"/>
           </w:tcPr>
           <w:p>
             <w:r>
@@ -5978,7 +6014,7 @@
         </w:rPr>
         <w:lastRenderedPageBreak/>
         <w:drawing>
-          <wp:inline distT="0" distB="0" distL="0" distR="0" wp14:anchorId="383E3479" wp14:editId="456FDB3A">
+          <wp:inline distT="0" distB="0" distL="0" distR="0" wp14:anchorId="7FB3BBAB" wp14:editId="2D338596">
             <wp:extent cx="5669280" cy="3256293"/>
             <wp:effectExtent l="0" t="0" r="0" b="0"/>
             <wp:docPr id="1" name="Picture 1"/>
@@ -6031,7 +6067,7 @@
           <w:noProof/>
         </w:rPr>
         <w:drawing>
-          <wp:inline distT="0" distB="0" distL="0" distR="0" wp14:anchorId="6F3A0EAB" wp14:editId="2151A4B8">
+          <wp:inline distT="0" distB="0" distL="0" distR="0" wp14:anchorId="2C9885B7" wp14:editId="724E7620">
             <wp:extent cx="5669280" cy="3256293"/>
             <wp:effectExtent l="0" t="0" r="0" b="0"/>
             <wp:docPr id="2" name="Picture 2"/>
@@ -6085,7 +6121,7 @@
         </w:rPr>
         <w:lastRenderedPageBreak/>
         <w:drawing>
-          <wp:inline distT="0" distB="0" distL="0" distR="0" wp14:anchorId="5428DE37" wp14:editId="3EE1C6BD">
+          <wp:inline distT="0" distB="0" distL="0" distR="0" wp14:anchorId="47168FC1" wp14:editId="4795A8C5">
             <wp:extent cx="5669280" cy="3256293"/>
             <wp:effectExtent l="0" t="0" r="0" b="0"/>
             <wp:docPr id="3" name="Picture 3"/>
@@ -6158,7 +6194,7 @@
         </w:rPr>
         <w:lastRenderedPageBreak/>
         <w:drawing>
-          <wp:inline distT="0" distB="0" distL="0" distR="0" wp14:anchorId="76920391" wp14:editId="5A9FD9BF">
+          <wp:inline distT="0" distB="0" distL="0" distR="0" wp14:anchorId="5378563F" wp14:editId="4A919012">
             <wp:extent cx="5669280" cy="9448800"/>
             <wp:effectExtent l="0" t="0" r="0" b="0"/>
             <wp:docPr id="4" name="Picture 4"/>
@@ -6213,7 +6249,7 @@
         </w:rPr>
         <w:lastRenderedPageBreak/>
         <w:drawing>
-          <wp:inline distT="0" distB="0" distL="0" distR="0" wp14:anchorId="417148D5" wp14:editId="3203E20E">
+          <wp:inline distT="0" distB="0" distL="0" distR="0" wp14:anchorId="4D50CC91" wp14:editId="2FC4C233">
             <wp:extent cx="5669280" cy="9448800"/>
             <wp:effectExtent l="0" t="0" r="0" b="0"/>
             <wp:docPr id="5" name="Picture 5"/>
@@ -6274,8 +6310,8 @@
         <w:tblLook w:val="04A0" w:firstRow="1" w:lastRow="0" w:firstColumn="1" w:lastColumn="0" w:noHBand="0" w:noVBand="1"/>
       </w:tblPr>
       <w:tblGrid>
-        <w:gridCol w:w="4839"/>
-        <w:gridCol w:w="4840"/>
+        <w:gridCol w:w="2123"/>
+        <w:gridCol w:w="7782"/>
       </w:tblGrid>
       <w:tr>
         <w:trPr>
@@ -6283,7 +6319,7 @@
         </w:trPr>
         <w:tc>
           <w:tcPr>
-            <w:tcW w:w="4844" w:type="dxa"/>
+            <w:tcW w:w="0" w:type="auto"/>
           </w:tcPr>
           <w:p>
             <w:r>
@@ -6296,7 +6332,7 @@
         </w:tc>
         <w:tc>
           <w:tcPr>
-            <w:tcW w:w="4844" w:type="dxa"/>
+            <w:tcW w:w="0" w:type="auto"/>
           </w:tcPr>
           <w:p>
             <w:r>
@@ -6314,7 +6350,7 @@
         </w:trPr>
         <w:tc>
           <w:tcPr>
-            <w:tcW w:w="4844" w:type="dxa"/>
+            <w:tcW w:w="0" w:type="auto"/>
           </w:tcPr>
           <w:p>
             <w:r>
@@ -6324,7 +6360,7 @@
         </w:tc>
         <w:tc>
           <w:tcPr>
-            <w:tcW w:w="4844" w:type="dxa"/>
+            <w:tcW w:w="0" w:type="auto"/>
           </w:tcPr>
           <w:p>
             <w:r>
@@ -6339,7 +6375,7 @@
         </w:trPr>
         <w:tc>
           <w:tcPr>
-            <w:tcW w:w="4844" w:type="dxa"/>
+            <w:tcW w:w="0" w:type="auto"/>
           </w:tcPr>
           <w:p>
             <w:r>
@@ -6349,7 +6385,7 @@
         </w:tc>
         <w:tc>
           <w:tcPr>
-            <w:tcW w:w="4844" w:type="dxa"/>
+            <w:tcW w:w="0" w:type="auto"/>
           </w:tcPr>
           <w:p>
             <w:r>
@@ -6364,7 +6400,7 @@
         </w:trPr>
         <w:tc>
           <w:tcPr>
-            <w:tcW w:w="4844" w:type="dxa"/>
+            <w:tcW w:w="0" w:type="auto"/>
           </w:tcPr>
           <w:p>
             <w:r>
@@ -6374,7 +6410,7 @@
         </w:tc>
         <w:tc>
           <w:tcPr>
-            <w:tcW w:w="4844" w:type="dxa"/>
+            <w:tcW w:w="0" w:type="auto"/>
           </w:tcPr>
           <w:p>
             <w:r>
@@ -6389,7 +6425,7 @@
         </w:trPr>
         <w:tc>
           <w:tcPr>
-            <w:tcW w:w="4844" w:type="dxa"/>
+            <w:tcW w:w="0" w:type="auto"/>
           </w:tcPr>
           <w:p>
             <w:r>
@@ -6399,7 +6435,7 @@
         </w:tc>
         <w:tc>
           <w:tcPr>
-            <w:tcW w:w="4844" w:type="dxa"/>
+            <w:tcW w:w="0" w:type="auto"/>
           </w:tcPr>
           <w:p>
             <w:r>
@@ -6437,10 +6473,10 @@
         <w:tblLook w:val="04A0" w:firstRow="1" w:lastRow="0" w:firstColumn="1" w:lastColumn="0" w:noHBand="0" w:noVBand="1"/>
       </w:tblPr>
       <w:tblGrid>
-        <w:gridCol w:w="2420"/>
-        <w:gridCol w:w="2419"/>
-        <w:gridCol w:w="2420"/>
-        <w:gridCol w:w="2420"/>
+        <w:gridCol w:w="1663"/>
+        <w:gridCol w:w="2167"/>
+        <w:gridCol w:w="3642"/>
+        <w:gridCol w:w="2433"/>
       </w:tblGrid>
       <w:tr>
         <w:trPr>
@@ -6448,7 +6484,7 @@
         </w:trPr>
         <w:tc>
           <w:tcPr>
-            <w:tcW w:w="2422" w:type="dxa"/>
+            <w:tcW w:w="0" w:type="auto"/>
           </w:tcPr>
           <w:p>
             <w:r>
@@ -6461,7 +6497,7 @@
         </w:tc>
         <w:tc>
           <w:tcPr>
-            <w:tcW w:w="2422" w:type="dxa"/>
+            <w:tcW w:w="0" w:type="auto"/>
           </w:tcPr>
           <w:p>
             <w:r>
@@ -6474,7 +6510,7 @@
         </w:tc>
         <w:tc>
           <w:tcPr>
-            <w:tcW w:w="2422" w:type="dxa"/>
+            <w:tcW w:w="0" w:type="auto"/>
           </w:tcPr>
           <w:p>
             <w:r>
@@ -6487,7 +6523,7 @@
         </w:tc>
         <w:tc>
           <w:tcPr>
-            <w:tcW w:w="2422" w:type="dxa"/>
+            <w:tcW w:w="0" w:type="auto"/>
           </w:tcPr>
           <w:p>
             <w:r>
@@ -6505,7 +6541,7 @@
         </w:trPr>
         <w:tc>
           <w:tcPr>
-            <w:tcW w:w="2422" w:type="dxa"/>
+            <w:tcW w:w="0" w:type="auto"/>
           </w:tcPr>
           <w:p>
             <w:r>
@@ -6515,7 +6551,7 @@
         </w:tc>
         <w:tc>
           <w:tcPr>
-            <w:tcW w:w="2422" w:type="dxa"/>
+            <w:tcW w:w="0" w:type="auto"/>
           </w:tcPr>
           <w:p>
             <w:r>
@@ -6525,7 +6561,7 @@
         </w:tc>
         <w:tc>
           <w:tcPr>
-            <w:tcW w:w="2422" w:type="dxa"/>
+            <w:tcW w:w="0" w:type="auto"/>
           </w:tcPr>
           <w:p>
             <w:r>
@@ -6535,7 +6571,7 @@
         </w:tc>
         <w:tc>
           <w:tcPr>
-            <w:tcW w:w="2422" w:type="dxa"/>
+            <w:tcW w:w="0" w:type="auto"/>
           </w:tcPr>
           <w:p>
             <w:r>
@@ -6550,7 +6586,7 @@
         </w:trPr>
         <w:tc>
           <w:tcPr>
-            <w:tcW w:w="2422" w:type="dxa"/>
+            <w:tcW w:w="0" w:type="auto"/>
           </w:tcPr>
           <w:p>
             <w:r>
@@ -6560,7 +6596,7 @@
         </w:tc>
         <w:tc>
           <w:tcPr>
-            <w:tcW w:w="2422" w:type="dxa"/>
+            <w:tcW w:w="0" w:type="auto"/>
           </w:tcPr>
           <w:p>
             <w:r>
@@ -6570,7 +6606,7 @@
         </w:tc>
         <w:tc>
           <w:tcPr>
-            <w:tcW w:w="2422" w:type="dxa"/>
+            <w:tcW w:w="0" w:type="auto"/>
           </w:tcPr>
           <w:p>
             <w:r>
@@ -6580,7 +6616,7 @@
         </w:tc>
         <w:tc>
           <w:tcPr>
-            <w:tcW w:w="2422" w:type="dxa"/>
+            <w:tcW w:w="0" w:type="auto"/>
           </w:tcPr>
           <w:p>
             <w:r>
@@ -6595,7 +6631,7 @@
         </w:trPr>
         <w:tc>
           <w:tcPr>
-            <w:tcW w:w="2422" w:type="dxa"/>
+            <w:tcW w:w="0" w:type="auto"/>
           </w:tcPr>
           <w:p>
             <w:r>
@@ -6605,7 +6641,7 @@
         </w:tc>
         <w:tc>
           <w:tcPr>
-            <w:tcW w:w="2422" w:type="dxa"/>
+            <w:tcW w:w="0" w:type="auto"/>
           </w:tcPr>
           <w:p>
             <w:r>
@@ -6615,7 +6651,7 @@
         </w:tc>
         <w:tc>
           <w:tcPr>
-            <w:tcW w:w="2422" w:type="dxa"/>
+            <w:tcW w:w="0" w:type="auto"/>
           </w:tcPr>
           <w:p>
             <w:r>
@@ -6625,7 +6661,7 @@
         </w:tc>
         <w:tc>
           <w:tcPr>
-            <w:tcW w:w="2422" w:type="dxa"/>
+            <w:tcW w:w="0" w:type="auto"/>
           </w:tcPr>
           <w:p>
             <w:r>
@@ -6640,7 +6676,7 @@
         </w:trPr>
         <w:tc>
           <w:tcPr>
-            <w:tcW w:w="2422" w:type="dxa"/>
+            <w:tcW w:w="0" w:type="auto"/>
           </w:tcPr>
           <w:p>
             <w:r>
@@ -6650,7 +6686,7 @@
         </w:tc>
         <w:tc>
           <w:tcPr>
-            <w:tcW w:w="2422" w:type="dxa"/>
+            <w:tcW w:w="0" w:type="auto"/>
           </w:tcPr>
           <w:p>
             <w:r>
@@ -6660,7 +6696,7 @@
         </w:tc>
         <w:tc>
           <w:tcPr>
-            <w:tcW w:w="2422" w:type="dxa"/>
+            <w:tcW w:w="0" w:type="auto"/>
           </w:tcPr>
           <w:p>
             <w:r>
@@ -6670,7 +6706,7 @@
         </w:tc>
         <w:tc>
           <w:tcPr>
-            <w:tcW w:w="2422" w:type="dxa"/>
+            <w:tcW w:w="0" w:type="auto"/>
           </w:tcPr>
           <w:p>
             <w:r>
@@ -6685,7 +6721,7 @@
         </w:trPr>
         <w:tc>
           <w:tcPr>
-            <w:tcW w:w="2422" w:type="dxa"/>
+            <w:tcW w:w="0" w:type="auto"/>
           </w:tcPr>
           <w:p>
             <w:r>
@@ -6695,7 +6731,7 @@
         </w:tc>
         <w:tc>
           <w:tcPr>
-            <w:tcW w:w="2422" w:type="dxa"/>
+            <w:tcW w:w="0" w:type="auto"/>
           </w:tcPr>
           <w:p>
             <w:r>
@@ -6705,7 +6741,7 @@
         </w:tc>
         <w:tc>
           <w:tcPr>
-            <w:tcW w:w="2422" w:type="dxa"/>
+            <w:tcW w:w="0" w:type="auto"/>
           </w:tcPr>
           <w:p>
             <w:r>
@@ -6715,7 +6751,7 @@
         </w:tc>
         <w:tc>
           <w:tcPr>
-            <w:tcW w:w="2422" w:type="dxa"/>
+            <w:tcW w:w="0" w:type="auto"/>
           </w:tcPr>
           <w:p>
             <w:r>
@@ -6730,7 +6766,7 @@
         </w:trPr>
         <w:tc>
           <w:tcPr>
-            <w:tcW w:w="2422" w:type="dxa"/>
+            <w:tcW w:w="0" w:type="auto"/>
           </w:tcPr>
           <w:p>
             <w:r>
@@ -6740,7 +6776,7 @@
         </w:tc>
         <w:tc>
           <w:tcPr>
-            <w:tcW w:w="2422" w:type="dxa"/>
+            <w:tcW w:w="0" w:type="auto"/>
           </w:tcPr>
           <w:p>
             <w:r>
@@ -6750,7 +6786,7 @@
         </w:tc>
         <w:tc>
           <w:tcPr>
-            <w:tcW w:w="2422" w:type="dxa"/>
+            <w:tcW w:w="0" w:type="auto"/>
           </w:tcPr>
           <w:p>
             <w:r>
@@ -6760,7 +6796,7 @@
         </w:tc>
         <w:tc>
           <w:tcPr>
-            <w:tcW w:w="2422" w:type="dxa"/>
+            <w:tcW w:w="0" w:type="auto"/>
           </w:tcPr>
           <w:p>
             <w:r>
@@ -6788,7 +6824,7 @@
         <w:spacing w:after="60"/>
       </w:pPr>
       <w:r>
-        <w:t>The midterm iteration improved detectability and evidence quality, but it also showed that some planning assumptions from Assignment 1 and Assignment 2 were incomplete.</w:t>
+        <w:t>The midterm iteration strengthened both detectability and evidence quality, but it also exposed where earlier planning had been too optimistic, too broad, or simply not specific enough. In that sense, the value of the iteration was not limited to better metrics. It also clarified which parts of the QA strategy were genuinely effective and which parts still relied on incomplete observation.</w:t>
       </w:r>
     </w:p>
     <w:p>
@@ -6818,10 +6854,10 @@
         <w:tblLook w:val="04A0" w:firstRow="1" w:lastRow="0" w:firstColumn="1" w:lastColumn="0" w:noHBand="0" w:noVBand="1"/>
       </w:tblPr>
       <w:tblGrid>
-        <w:gridCol w:w="2420"/>
-        <w:gridCol w:w="2420"/>
-        <w:gridCol w:w="2419"/>
-        <w:gridCol w:w="2420"/>
+        <w:gridCol w:w="2301"/>
+        <w:gridCol w:w="1270"/>
+        <w:gridCol w:w="2795"/>
+        <w:gridCol w:w="3539"/>
       </w:tblGrid>
       <w:tr>
         <w:trPr>
@@ -6829,7 +6865,7 @@
         </w:trPr>
         <w:tc>
           <w:tcPr>
-            <w:tcW w:w="2422" w:type="dxa"/>
+            <w:tcW w:w="0" w:type="auto"/>
           </w:tcPr>
           <w:p>
             <w:r>
@@ -6842,7 +6878,7 @@
         </w:tc>
         <w:tc>
           <w:tcPr>
-            <w:tcW w:w="2422" w:type="dxa"/>
+            <w:tcW w:w="0" w:type="auto"/>
           </w:tcPr>
           <w:p>
             <w:r>
@@ -6855,7 +6891,7 @@
         </w:tc>
         <w:tc>
           <w:tcPr>
-            <w:tcW w:w="2422" w:type="dxa"/>
+            <w:tcW w:w="0" w:type="auto"/>
           </w:tcPr>
           <w:p>
             <w:r>
@@ -6868,7 +6904,7 @@
         </w:tc>
         <w:tc>
           <w:tcPr>
-            <w:tcW w:w="2422" w:type="dxa"/>
+            <w:tcW w:w="0" w:type="auto"/>
           </w:tcPr>
           <w:p>
             <w:r>
@@ -6886,7 +6922,7 @@
         </w:trPr>
         <w:tc>
           <w:tcPr>
-            <w:tcW w:w="2422" w:type="dxa"/>
+            <w:tcW w:w="0" w:type="auto"/>
           </w:tcPr>
           <w:p>
             <w:r>
@@ -6896,7 +6932,7 @@
         </w:tc>
         <w:tc>
           <w:tcPr>
-            <w:tcW w:w="2422" w:type="dxa"/>
+            <w:tcW w:w="0" w:type="auto"/>
           </w:tcPr>
           <w:p>
             <w:r>
@@ -6906,7 +6942,7 @@
         </w:tc>
         <w:tc>
           <w:tcPr>
-            <w:tcW w:w="2422" w:type="dxa"/>
+            <w:tcW w:w="0" w:type="auto"/>
           </w:tcPr>
           <w:p>
             <w:r>
@@ -6916,7 +6952,7 @@
         </w:tc>
         <w:tc>
           <w:tcPr>
-            <w:tcW w:w="2422" w:type="dxa"/>
+            <w:tcW w:w="0" w:type="auto"/>
           </w:tcPr>
           <w:p>
             <w:r>
@@ -6931,7 +6967,7 @@
         </w:trPr>
         <w:tc>
           <w:tcPr>
-            <w:tcW w:w="2422" w:type="dxa"/>
+            <w:tcW w:w="0" w:type="auto"/>
           </w:tcPr>
           <w:p>
             <w:r>
@@ -6941,7 +6977,7 @@
         </w:tc>
         <w:tc>
           <w:tcPr>
-            <w:tcW w:w="2422" w:type="dxa"/>
+            <w:tcW w:w="0" w:type="auto"/>
           </w:tcPr>
           <w:p>
             <w:r>
@@ -6951,7 +6987,7 @@
         </w:tc>
         <w:tc>
           <w:tcPr>
-            <w:tcW w:w="2422" w:type="dxa"/>
+            <w:tcW w:w="0" w:type="auto"/>
           </w:tcPr>
           <w:p>
             <w:r>
@@ -6961,7 +6997,7 @@
         </w:tc>
         <w:tc>
           <w:tcPr>
-            <w:tcW w:w="2422" w:type="dxa"/>
+            <w:tcW w:w="0" w:type="auto"/>
           </w:tcPr>
           <w:p>
             <w:r>
@@ -6976,18 +7012,17 @@
         </w:trPr>
         <w:tc>
           <w:tcPr>
-            <w:tcW w:w="2422" w:type="dxa"/>
-          </w:tcPr>
-          <w:p>
-            <w:r>
-              <w:lastRenderedPageBreak/>
+            <w:tcW w:w="0" w:type="auto"/>
+          </w:tcPr>
+          <w:p>
+            <w:r>
               <w:t>High-risk module coverage</w:t>
             </w:r>
           </w:p>
         </w:tc>
         <w:tc>
           <w:tcPr>
-            <w:tcW w:w="2422" w:type="dxa"/>
+            <w:tcW w:w="0" w:type="auto"/>
           </w:tcPr>
           <w:p>
             <w:r>
@@ -6997,7 +7032,7 @@
         </w:tc>
         <w:tc>
           <w:tcPr>
-            <w:tcW w:w="2422" w:type="dxa"/>
+            <w:tcW w:w="0" w:type="auto"/>
           </w:tcPr>
           <w:p>
             <w:r>
@@ -7007,7 +7042,7 @@
         </w:tc>
         <w:tc>
           <w:tcPr>
-            <w:tcW w:w="2422" w:type="dxa"/>
+            <w:tcW w:w="0" w:type="auto"/>
           </w:tcPr>
           <w:p>
             <w:r>
@@ -7022,7 +7057,7 @@
         </w:trPr>
         <w:tc>
           <w:tcPr>
-            <w:tcW w:w="2422" w:type="dxa"/>
+            <w:tcW w:w="0" w:type="auto"/>
           </w:tcPr>
           <w:p>
             <w:r>
@@ -7032,7 +7067,7 @@
         </w:tc>
         <w:tc>
           <w:tcPr>
-            <w:tcW w:w="2422" w:type="dxa"/>
+            <w:tcW w:w="0" w:type="auto"/>
           </w:tcPr>
           <w:p>
             <w:r>
@@ -7042,7 +7077,7 @@
         </w:tc>
         <w:tc>
           <w:tcPr>
-            <w:tcW w:w="2422" w:type="dxa"/>
+            <w:tcW w:w="0" w:type="auto"/>
           </w:tcPr>
           <w:p>
             <w:r>
@@ -7052,7 +7087,7 @@
         </w:tc>
         <w:tc>
           <w:tcPr>
-            <w:tcW w:w="2422" w:type="dxa"/>
+            <w:tcW w:w="0" w:type="auto"/>
           </w:tcPr>
           <w:p>
             <w:r>
@@ -7079,8 +7114,8 @@
         <w:tblLook w:val="04A0" w:firstRow="1" w:lastRow="0" w:firstColumn="1" w:lastColumn="0" w:noHBand="0" w:noVBand="1"/>
       </w:tblPr>
       <w:tblGrid>
-        <w:gridCol w:w="4839"/>
-        <w:gridCol w:w="4840"/>
+        <w:gridCol w:w="2536"/>
+        <w:gridCol w:w="7369"/>
       </w:tblGrid>
       <w:tr>
         <w:trPr>
@@ -7088,7 +7123,7 @@
         </w:trPr>
         <w:tc>
           <w:tcPr>
-            <w:tcW w:w="4844" w:type="dxa"/>
+            <w:tcW w:w="0" w:type="auto"/>
           </w:tcPr>
           <w:p>
             <w:r>
@@ -7101,7 +7136,7 @@
         </w:tc>
         <w:tc>
           <w:tcPr>
-            <w:tcW w:w="4844" w:type="dxa"/>
+            <w:tcW w:w="0" w:type="auto"/>
           </w:tcPr>
           <w:p>
             <w:r>
@@ -7119,7 +7154,7 @@
         </w:trPr>
         <w:tc>
           <w:tcPr>
-            <w:tcW w:w="4844" w:type="dxa"/>
+            <w:tcW w:w="0" w:type="auto"/>
           </w:tcPr>
           <w:p>
             <w:r>
@@ -7129,7 +7164,7 @@
         </w:tc>
         <w:tc>
           <w:tcPr>
-            <w:tcW w:w="4844" w:type="dxa"/>
+            <w:tcW w:w="0" w:type="auto"/>
           </w:tcPr>
           <w:p>
             <w:r>
@@ -7144,7 +7179,7 @@
         </w:trPr>
         <w:tc>
           <w:tcPr>
-            <w:tcW w:w="4844" w:type="dxa"/>
+            <w:tcW w:w="0" w:type="auto"/>
           </w:tcPr>
           <w:p>
             <w:r>
@@ -7154,7 +7189,7 @@
         </w:tc>
         <w:tc>
           <w:tcPr>
-            <w:tcW w:w="4844" w:type="dxa"/>
+            <w:tcW w:w="0" w:type="auto"/>
           </w:tcPr>
           <w:p>
             <w:r>
@@ -7169,7 +7204,7 @@
         </w:trPr>
         <w:tc>
           <w:tcPr>
-            <w:tcW w:w="4844" w:type="dxa"/>
+            <w:tcW w:w="0" w:type="auto"/>
           </w:tcPr>
           <w:p>
             <w:r>
@@ -7179,7 +7214,7 @@
         </w:tc>
         <w:tc>
           <w:tcPr>
-            <w:tcW w:w="4844" w:type="dxa"/>
+            <w:tcW w:w="0" w:type="auto"/>
           </w:tcPr>
           <w:p>
             <w:r>
@@ -7194,7 +7229,7 @@
         </w:trPr>
         <w:tc>
           <w:tcPr>
-            <w:tcW w:w="4844" w:type="dxa"/>
+            <w:tcW w:w="0" w:type="auto"/>
           </w:tcPr>
           <w:p>
             <w:r>
@@ -7204,7 +7239,7 @@
         </w:tc>
         <w:tc>
           <w:tcPr>
-            <w:tcW w:w="4844" w:type="dxa"/>
+            <w:tcW w:w="0" w:type="auto"/>
           </w:tcPr>
           <w:p>
             <w:r>
@@ -7242,8 +7277,8 @@
         <w:tblLook w:val="04A0" w:firstRow="1" w:lastRow="0" w:firstColumn="1" w:lastColumn="0" w:noHBand="0" w:noVBand="1"/>
       </w:tblPr>
       <w:tblGrid>
-        <w:gridCol w:w="4839"/>
-        <w:gridCol w:w="4840"/>
+        <w:gridCol w:w="2454"/>
+        <w:gridCol w:w="7451"/>
       </w:tblGrid>
       <w:tr>
         <w:trPr>
@@ -7251,7 +7286,7 @@
         </w:trPr>
         <w:tc>
           <w:tcPr>
-            <w:tcW w:w="4844" w:type="dxa"/>
+            <w:tcW w:w="0" w:type="auto"/>
           </w:tcPr>
           <w:p>
             <w:r>
@@ -7264,7 +7299,7 @@
         </w:tc>
         <w:tc>
           <w:tcPr>
-            <w:tcW w:w="4844" w:type="dxa"/>
+            <w:tcW w:w="0" w:type="auto"/>
           </w:tcPr>
           <w:p>
             <w:r>
@@ -7282,7 +7317,7 @@
         </w:trPr>
         <w:tc>
           <w:tcPr>
-            <w:tcW w:w="4844" w:type="dxa"/>
+            <w:tcW w:w="0" w:type="auto"/>
           </w:tcPr>
           <w:p>
             <w:r>
@@ -7292,7 +7327,7 @@
         </w:tc>
         <w:tc>
           <w:tcPr>
-            <w:tcW w:w="4844" w:type="dxa"/>
+            <w:tcW w:w="0" w:type="auto"/>
           </w:tcPr>
           <w:p>
             <w:r>
@@ -7307,7 +7342,7 @@
         </w:trPr>
         <w:tc>
           <w:tcPr>
-            <w:tcW w:w="4844" w:type="dxa"/>
+            <w:tcW w:w="0" w:type="auto"/>
           </w:tcPr>
           <w:p>
             <w:r>
@@ -7317,7 +7352,7 @@
         </w:tc>
         <w:tc>
           <w:tcPr>
-            <w:tcW w:w="4844" w:type="dxa"/>
+            <w:tcW w:w="0" w:type="auto"/>
           </w:tcPr>
           <w:p>
             <w:r>
@@ -7332,7 +7367,7 @@
         </w:trPr>
         <w:tc>
           <w:tcPr>
-            <w:tcW w:w="4844" w:type="dxa"/>
+            <w:tcW w:w="0" w:type="auto"/>
           </w:tcPr>
           <w:p>
             <w:r>
@@ -7342,7 +7377,7 @@
         </w:tc>
         <w:tc>
           <w:tcPr>
-            <w:tcW w:w="4844" w:type="dxa"/>
+            <w:tcW w:w="0" w:type="auto"/>
           </w:tcPr>
           <w:p>
             <w:r>
@@ -7357,7 +7392,7 @@
         </w:trPr>
         <w:tc>
           <w:tcPr>
-            <w:tcW w:w="4844" w:type="dxa"/>
+            <w:tcW w:w="0" w:type="auto"/>
           </w:tcPr>
           <w:p>
             <w:r>
@@ -7367,7 +7402,7 @@
         </w:tc>
         <w:tc>
           <w:tcPr>
-            <w:tcW w:w="4844" w:type="dxa"/>
+            <w:tcW w:w="0" w:type="auto"/>
           </w:tcPr>
           <w:p>
             <w:r>
@@ -7394,7 +7429,7 @@
         <w:spacing w:after="60"/>
       </w:pPr>
       <w:r>
-        <w:t>- What worked: the pipeline structure, repeatability of the selected midterm tests, and the rapid discovery of a real dashboard authorization defect.</w:t>
+        <w:t>- What worked: the pipeline structure stayed stable, the selected midterm tests remained repeatable across reruns, and the expansion quickly surfaced a real dashboard authorization defect rather than only confirming already-known behavior.</w:t>
       </w:r>
     </w:p>
     <w:p>
@@ -7402,8 +7437,7 @@
         <w:spacing w:after="60"/>
       </w:pPr>
       <w:r>
-        <w:lastRenderedPageBreak/>
-        <w:t>- What did not work: early coverage concentration was too model-heavy, leaving M2 and M3 with low detectability at the start of the midterm.</w:t>
+        <w:t>- What did not work: early coverage growth was too concentrated around safer model paths, which left M2 and M3 with weaker detectability than the overall coverage number initially suggested.</w:t>
       </w:r>
     </w:p>
     <w:p>
@@ -7411,7 +7445,7 @@
         <w:spacing w:after="60"/>
       </w:pPr>
       <w:r>
-        <w:t>- Unexpected findings: M8 pricing risk increased after confirmed crash reproduction, and dashboard access control was weaker than expected.</w:t>
+        <w:t>- Unexpected findings: M8 pricing risk became more serious after crash reproduction was confirmed, and dashboard access control turned out to be less reliable than the earlier assignments had implied.</w:t>
       </w:r>
     </w:p>
     <w:p>
@@ -7419,7 +7453,7 @@
         <w:spacing w:after="60"/>
       </w:pPr>
       <w:r>
-        <w:t>- Improvements for next phase: add Stripe success-path coverage, expand cart branch coverage, and keep per-module evidence visible alongside total coverage.</w:t>
+        <w:t>- Improvements for next phase: add stronger Stripe success-path evidence, deepen cart branch coverage, and continue reporting module-level evidence instead of relying too heavily on total coverage alone.</w:t>
       </w:r>
     </w:p>
     <w:sectPr>
@@ -7605,31 +7639,31 @@
       </w:rPr>
     </w:lvl>
   </w:abstractNum>
-  <w:num w:numId="1" w16cid:durableId="1047295491">
+  <w:num w:numId="1" w16cid:durableId="1440102803">
     <w:abstractNumId w:val="8"/>
   </w:num>
-  <w:num w:numId="2" w16cid:durableId="296490224">
+  <w:num w:numId="2" w16cid:durableId="1278215425">
     <w:abstractNumId w:val="6"/>
   </w:num>
-  <w:num w:numId="3" w16cid:durableId="1171483764">
+  <w:num w:numId="3" w16cid:durableId="1284267180">
     <w:abstractNumId w:val="5"/>
   </w:num>
-  <w:num w:numId="4" w16cid:durableId="1249732065">
+  <w:num w:numId="4" w16cid:durableId="1853059665">
     <w:abstractNumId w:val="4"/>
   </w:num>
-  <w:num w:numId="5" w16cid:durableId="538590233">
+  <w:num w:numId="5" w16cid:durableId="277571270">
     <w:abstractNumId w:val="7"/>
   </w:num>
-  <w:num w:numId="6" w16cid:durableId="1780372275">
+  <w:num w:numId="6" w16cid:durableId="1065833868">
     <w:abstractNumId w:val="3"/>
   </w:num>
-  <w:num w:numId="7" w16cid:durableId="2003310577">
+  <w:num w:numId="7" w16cid:durableId="441337848">
     <w:abstractNumId w:val="2"/>
   </w:num>
-  <w:num w:numId="8" w16cid:durableId="1053311638">
+  <w:num w:numId="8" w16cid:durableId="513345251">
     <w:abstractNumId w:val="1"/>
   </w:num>
-  <w:num w:numId="9" w16cid:durableId="1399400629">
+  <w:num w:numId="9" w16cid:durableId="208567109">
     <w:abstractNumId w:val="0"/>
   </w:num>
 </w:numbering>
